--- a/lessons/2-5/downloads/reveal/2.5-session-2-practice-form-a.docx
+++ b/lessons/2-5/downloads/reveal/2.5-session-2-practice-form-a.docx
@@ -15,7 +15,7 @@
         <w:rPr>
           <w:rFonts w:ascii="Avenir Next" w:hAnsi="Avenir Next" w:cs="Avenir Next" w:eastAsia="Avenir Next"/>
           <w:color w:val="1A1A1A"/>
-          <w:sz w:val="20"/>
+          <w:sz w:val="22"/>
           <w:szCs w:val="20"/>
         </w:rPr>
         <w:t xml:space="preserve">Name</w:t>
@@ -33,7 +33,7 @@
         <w:rPr>
           <w:rFonts w:ascii="Avenir Next" w:hAnsi="Avenir Next" w:cs="Avenir Next" w:eastAsia="Avenir Next"/>
           <w:color w:val="1A1A1A"/>
-          <w:sz w:val="20"/>
+          <w:sz w:val="22"/>
           <w:szCs w:val="20"/>
         </w:rPr>
         <w:t xml:space="preserve">   Date</w:t>
@@ -51,7 +51,7 @@
         <w:rPr>
           <w:rFonts w:ascii="Avenir Next" w:hAnsi="Avenir Next" w:cs="Avenir Next" w:eastAsia="Avenir Next"/>
           <w:color w:val="1A1A1A"/>
-          <w:sz w:val="20"/>
+          <w:sz w:val="22"/>
           <w:szCs w:val="20"/>
         </w:rPr>
         <w:t xml:space="preserve">   Period</w:t>
@@ -78,7 +78,7 @@
           <w:caps/>
           <w:color w:val="003A70"/>
           <w:spacing w:val="12"/>
-          <w:sz w:val="19"/>
+          <w:sz w:val="22"/>
           <w:szCs w:val="19"/>
         </w:rPr>
         <w:t xml:space="preserve">Lesson 2-5  ·  Session 2  ·  Practice  ·  Form A</w:t>
@@ -86,6 +86,7 @@
     </w:p>
     <w:p>
       <w:pPr>
+        <w:pStyle w:val="Heading1"/>
         <w:keepNext/>
         <w:spacing w:before="0" w:after="10" w:line="240" w:lineRule="auto"/>
       </w:pPr>
@@ -111,7 +112,7 @@
         <w:rPr>
           <w:rFonts w:ascii="Avenir Next" w:hAnsi="Avenir Next" w:cs="Avenir Next" w:eastAsia="Avenir Next"/>
           <w:color w:val="5A5F66"/>
-          <w:sz w:val="17"/>
+          <w:sz w:val="22"/>
           <w:szCs w:val="17"/>
         </w:rPr>
         <w:t xml:space="preserve">Learning target — I can compare the variability of two data sets using range and IQR.</w:t>
@@ -128,7 +129,7 @@
     </w:p>
     <w:p>
       <w:pPr>
-        <w:spacing w:before="0" w:after="0" w:line="60" w:lineRule="auto"/>
+        <w:spacing w:before="0" w:after="0" w:line="50" w:lineRule="exact"/>
       </w:pPr>
     </w:p>
     <w:tbl>
@@ -167,6 +168,7 @@
           </w:tcPr>
           <w:p>
             <w:pPr>
+              <w:pStyle w:val="Heading2"/>
               <w:spacing w:before="0" w:after="40" w:line="264" w:lineRule="auto"/>
             </w:pPr>
             <w:r>
@@ -194,35 +196,35 @@
                 <w:rFonts w:ascii="Avenir Next" w:hAnsi="Avenir Next" w:cs="Avenir Next" w:eastAsia="Avenir Next"/>
                 <w:b/>
                 <w:color w:val="003A70"/>
+                <w:sz w:val="22"/>
+                <w:szCs w:val="18"/>
+              </w:rPr>
+              <w:t xml:space="preserve">•</w:t>
+            </w:r>
+            <w:r>
+              <w:rPr>
+                <w:rFonts w:ascii="Avenir Next" w:hAnsi="Avenir Next" w:cs="Avenir Next" w:eastAsia="Avenir Next"/>
+                <w:color w:val="1A1A1A"/>
                 <w:sz w:val="18"/>
                 <w:szCs w:val="18"/>
               </w:rPr>
-              <w:t xml:space="preserve">•</w:t>
-            </w:r>
-            <w:r>
-              <w:rPr>
-                <w:rFonts w:ascii="Avenir Next" w:hAnsi="Avenir Next" w:cs="Avenir Next" w:eastAsia="Avenir Next"/>
-                <w:color w:val="1A1A1A"/>
-                <w:sz w:val="18"/>
+              <w:tab/>
+            </w:r>
+            <w:r>
+              <w:rPr>
+                <w:rFonts w:ascii="Avenir Next" w:hAnsi="Avenir Next" w:cs="Avenir Next" w:eastAsia="Avenir Next"/>
+                <w:b/>
+                <w:color w:val="1A1A1A"/>
+                <w:sz w:val="22"/>
                 <w:szCs w:val="18"/>
               </w:rPr>
-              <w:tab/>
-            </w:r>
-            <w:r>
-              <w:rPr>
-                <w:rFonts w:ascii="Avenir Next" w:hAnsi="Avenir Next" w:cs="Avenir Next" w:eastAsia="Avenir Next"/>
-                <w:b/>
-                <w:color w:val="1A1A1A"/>
-                <w:sz w:val="18"/>
-                <w:szCs w:val="18"/>
-              </w:rPr>
               <w:t xml:space="preserve">More consistent</w:t>
             </w:r>
             <w:r>
               <w:rPr>
                 <w:rFonts w:ascii="Avenir Next" w:hAnsi="Avenir Next" w:cs="Avenir Next" w:eastAsia="Avenir Next"/>
                 <w:color w:val="1A1A1A"/>
-                <w:sz w:val="18"/>
+                <w:sz w:val="22"/>
                 <w:szCs w:val="18"/>
               </w:rPr>
               <w:t xml:space="preserve"> = less spread out = smaller range or smaller IQR.</w:t>
@@ -241,44 +243,44 @@
                 <w:rFonts w:ascii="Avenir Next" w:hAnsi="Avenir Next" w:cs="Avenir Next" w:eastAsia="Avenir Next"/>
                 <w:b/>
                 <w:color w:val="003A70"/>
+                <w:sz w:val="22"/>
+                <w:szCs w:val="18"/>
+              </w:rPr>
+              <w:t xml:space="preserve">•</w:t>
+            </w:r>
+            <w:r>
+              <w:rPr>
+                <w:rFonts w:ascii="Avenir Next" w:hAnsi="Avenir Next" w:cs="Avenir Next" w:eastAsia="Avenir Next"/>
+                <w:color w:val="1A1A1A"/>
                 <w:sz w:val="18"/>
                 <w:szCs w:val="18"/>
               </w:rPr>
-              <w:t xml:space="preserve">•</w:t>
-            </w:r>
-            <w:r>
-              <w:rPr>
-                <w:rFonts w:ascii="Avenir Next" w:hAnsi="Avenir Next" w:cs="Avenir Next" w:eastAsia="Avenir Next"/>
-                <w:color w:val="1A1A1A"/>
-                <w:sz w:val="18"/>
+              <w:tab/>
+            </w:r>
+            <w:r>
+              <w:rPr>
+                <w:rFonts w:ascii="Avenir Next" w:hAnsi="Avenir Next" w:cs="Avenir Next" w:eastAsia="Avenir Next"/>
+                <w:color w:val="1A1A1A"/>
+                <w:sz w:val="22"/>
                 <w:szCs w:val="18"/>
               </w:rPr>
-              <w:tab/>
-            </w:r>
-            <w:r>
-              <w:rPr>
-                <w:rFonts w:ascii="Avenir Next" w:hAnsi="Avenir Next" w:cs="Avenir Next" w:eastAsia="Avenir Next"/>
-                <w:color w:val="1A1A1A"/>
-                <w:sz w:val="18"/>
+              <w:t xml:space="preserve">Compare the </w:t>
+            </w:r>
+            <w:r>
+              <w:rPr>
+                <w:rFonts w:ascii="Avenir Next" w:hAnsi="Avenir Next" w:cs="Avenir Next" w:eastAsia="Avenir Next"/>
+                <w:b/>
+                <w:color w:val="1A1A1A"/>
+                <w:sz w:val="22"/>
                 <w:szCs w:val="18"/>
               </w:rPr>
-              <w:t xml:space="preserve">Compare the </w:t>
-            </w:r>
-            <w:r>
-              <w:rPr>
-                <w:rFonts w:ascii="Avenir Next" w:hAnsi="Avenir Next" w:cs="Avenir Next" w:eastAsia="Avenir Next"/>
-                <w:b/>
-                <w:color w:val="1A1A1A"/>
-                <w:sz w:val="18"/>
-                <w:szCs w:val="18"/>
-              </w:rPr>
               <w:t xml:space="preserve">same</w:t>
             </w:r>
             <w:r>
               <w:rPr>
                 <w:rFonts w:ascii="Avenir Next" w:hAnsi="Avenir Next" w:cs="Avenir Next" w:eastAsia="Avenir Next"/>
                 <w:color w:val="1A1A1A"/>
-                <w:sz w:val="18"/>
+                <w:sz w:val="22"/>
                 <w:szCs w:val="18"/>
               </w:rPr>
               <w:t xml:space="preserve"> measure for both groups. Equal ranges can hide different IQRs.</w:t>
@@ -297,44 +299,44 @@
                 <w:rFonts w:ascii="Avenir Next" w:hAnsi="Avenir Next" w:cs="Avenir Next" w:eastAsia="Avenir Next"/>
                 <w:b/>
                 <w:color w:val="003A70"/>
+                <w:sz w:val="22"/>
+                <w:szCs w:val="18"/>
+              </w:rPr>
+              <w:t xml:space="preserve">•</w:t>
+            </w:r>
+            <w:r>
+              <w:rPr>
+                <w:rFonts w:ascii="Avenir Next" w:hAnsi="Avenir Next" w:cs="Avenir Next" w:eastAsia="Avenir Next"/>
+                <w:color w:val="1A1A1A"/>
                 <w:sz w:val="18"/>
                 <w:szCs w:val="18"/>
               </w:rPr>
-              <w:t xml:space="preserve">•</w:t>
-            </w:r>
-            <w:r>
-              <w:rPr>
-                <w:rFonts w:ascii="Avenir Next" w:hAnsi="Avenir Next" w:cs="Avenir Next" w:eastAsia="Avenir Next"/>
-                <w:color w:val="1A1A1A"/>
-                <w:sz w:val="18"/>
+              <w:tab/>
+            </w:r>
+            <w:r>
+              <w:rPr>
+                <w:rFonts w:ascii="Avenir Next" w:hAnsi="Avenir Next" w:cs="Avenir Next" w:eastAsia="Avenir Next"/>
+                <w:color w:val="1A1A1A"/>
+                <w:sz w:val="22"/>
                 <w:szCs w:val="18"/>
               </w:rPr>
-              <w:tab/>
-            </w:r>
-            <w:r>
-              <w:rPr>
-                <w:rFonts w:ascii="Avenir Next" w:hAnsi="Avenir Next" w:cs="Avenir Next" w:eastAsia="Avenir Next"/>
-                <w:color w:val="1A1A1A"/>
-                <w:sz w:val="18"/>
+              <w:t xml:space="preserve">With one far-out value, trust the </w:t>
+            </w:r>
+            <w:r>
+              <w:rPr>
+                <w:rFonts w:ascii="Avenir Next" w:hAnsi="Avenir Next" w:cs="Avenir Next" w:eastAsia="Avenir Next"/>
+                <w:b/>
+                <w:color w:val="1A1A1A"/>
+                <w:sz w:val="22"/>
                 <w:szCs w:val="18"/>
               </w:rPr>
-              <w:t xml:space="preserve">With one far-out value, trust the </w:t>
-            </w:r>
-            <w:r>
-              <w:rPr>
-                <w:rFonts w:ascii="Avenir Next" w:hAnsi="Avenir Next" w:cs="Avenir Next" w:eastAsia="Avenir Next"/>
-                <w:b/>
-                <w:color w:val="1A1A1A"/>
-                <w:sz w:val="18"/>
-                <w:szCs w:val="18"/>
-              </w:rPr>
               <w:t xml:space="preserve">IQR</w:t>
             </w:r>
             <w:r>
               <w:rPr>
                 <w:rFonts w:ascii="Avenir Next" w:hAnsi="Avenir Next" w:cs="Avenir Next" w:eastAsia="Avenir Next"/>
                 <w:color w:val="1A1A1A"/>
-                <w:sz w:val="18"/>
+                <w:sz w:val="22"/>
                 <w:szCs w:val="18"/>
               </w:rPr>
               <w:t xml:space="preserve"> more than the range.</w:t>
@@ -349,6 +351,7 @@
           </w:tcPr>
           <w:p>
             <w:pPr>
+              <w:pStyle w:val="Heading2"/>
               <w:spacing w:before="0" w:after="40" w:line="264" w:lineRule="auto"/>
             </w:pPr>
             <w:r>
@@ -371,7 +374,7 @@
               <w:rPr>
                 <w:rFonts w:ascii="Avenir Next" w:hAnsi="Avenir Next" w:cs="Avenir Next" w:eastAsia="Avenir Next"/>
                 <w:color w:val="1A1A1A"/>
-                <w:sz w:val="17"/>
+                <w:sz w:val="22"/>
                 <w:szCs w:val="17"/>
               </w:rPr>
               <w:t xml:space="preserve">Class R: range 18, IQR 12. Class S: range 35, IQR 25.</w:t>
@@ -390,25 +393,25 @@
                 <w:rFonts w:ascii="Avenir Next" w:hAnsi="Avenir Next" w:cs="Avenir Next" w:eastAsia="Avenir Next"/>
                 <w:b/>
                 <w:color w:val="003A70"/>
+                <w:sz w:val="22"/>
+                <w:szCs w:val="17"/>
+              </w:rPr>
+              <w:t xml:space="preserve">Step 1</w:t>
+            </w:r>
+            <w:r>
+              <w:rPr>
+                <w:rFonts w:ascii="Avenir Next" w:hAnsi="Avenir Next" w:cs="Avenir Next" w:eastAsia="Avenir Next"/>
+                <w:color w:val="1A1A1A"/>
                 <w:sz w:val="17"/>
                 <w:szCs w:val="17"/>
               </w:rPr>
-              <w:t xml:space="preserve">Step 1</w:t>
-            </w:r>
-            <w:r>
-              <w:rPr>
-                <w:rFonts w:ascii="Avenir Next" w:hAnsi="Avenir Next" w:cs="Avenir Next" w:eastAsia="Avenir Next"/>
-                <w:color w:val="1A1A1A"/>
-                <w:sz w:val="17"/>
-                <w:szCs w:val="17"/>
-              </w:rPr>
               <w:tab/>
             </w:r>
             <w:r>
               <w:rPr>
                 <w:rFonts w:ascii="Avenir Next" w:hAnsi="Avenir Next" w:cs="Avenir Next" w:eastAsia="Avenir Next"/>
                 <w:color w:val="1A1A1A"/>
-                <w:sz w:val="17"/>
+                <w:sz w:val="22"/>
                 <w:szCs w:val="17"/>
               </w:rPr>
               <w:t xml:space="preserve">Ranges: 18 &lt; 35.</w:t>
@@ -427,25 +430,25 @@
                 <w:rFonts w:ascii="Avenir Next" w:hAnsi="Avenir Next" w:cs="Avenir Next" w:eastAsia="Avenir Next"/>
                 <w:b/>
                 <w:color w:val="003A70"/>
+                <w:sz w:val="22"/>
+                <w:szCs w:val="17"/>
+              </w:rPr>
+              <w:t xml:space="preserve">Step 2</w:t>
+            </w:r>
+            <w:r>
+              <w:rPr>
+                <w:rFonts w:ascii="Avenir Next" w:hAnsi="Avenir Next" w:cs="Avenir Next" w:eastAsia="Avenir Next"/>
+                <w:color w:val="1A1A1A"/>
                 <w:sz w:val="17"/>
                 <w:szCs w:val="17"/>
               </w:rPr>
-              <w:t xml:space="preserve">Step 2</w:t>
-            </w:r>
-            <w:r>
-              <w:rPr>
-                <w:rFonts w:ascii="Avenir Next" w:hAnsi="Avenir Next" w:cs="Avenir Next" w:eastAsia="Avenir Next"/>
-                <w:color w:val="1A1A1A"/>
-                <w:sz w:val="17"/>
-                <w:szCs w:val="17"/>
-              </w:rPr>
               <w:tab/>
             </w:r>
             <w:r>
               <w:rPr>
                 <w:rFonts w:ascii="Avenir Next" w:hAnsi="Avenir Next" w:cs="Avenir Next" w:eastAsia="Avenir Next"/>
                 <w:color w:val="1A1A1A"/>
-                <w:sz w:val="17"/>
+                <w:sz w:val="22"/>
                 <w:szCs w:val="17"/>
               </w:rPr>
               <w:t xml:space="preserve">IQRs: 12 &lt; 25.</w:t>
@@ -464,25 +467,25 @@
                 <w:rFonts w:ascii="Avenir Next" w:hAnsi="Avenir Next" w:cs="Avenir Next" w:eastAsia="Avenir Next"/>
                 <w:b/>
                 <w:color w:val="003A70"/>
+                <w:sz w:val="22"/>
+                <w:szCs w:val="17"/>
+              </w:rPr>
+              <w:t xml:space="preserve">Step 3</w:t>
+            </w:r>
+            <w:r>
+              <w:rPr>
+                <w:rFonts w:ascii="Avenir Next" w:hAnsi="Avenir Next" w:cs="Avenir Next" w:eastAsia="Avenir Next"/>
+                <w:color w:val="1A1A1A"/>
                 <w:sz w:val="17"/>
                 <w:szCs w:val="17"/>
               </w:rPr>
-              <w:t xml:space="preserve">Step 3</w:t>
-            </w:r>
-            <w:r>
-              <w:rPr>
-                <w:rFonts w:ascii="Avenir Next" w:hAnsi="Avenir Next" w:cs="Avenir Next" w:eastAsia="Avenir Next"/>
-                <w:color w:val="1A1A1A"/>
-                <w:sz w:val="17"/>
-                <w:szCs w:val="17"/>
-              </w:rPr>
               <w:tab/>
             </w:r>
             <w:r>
               <w:rPr>
                 <w:rFonts w:ascii="Avenir Next" w:hAnsi="Avenir Next" w:cs="Avenir Next" w:eastAsia="Avenir Next"/>
                 <w:color w:val="1A1A1A"/>
-                <w:sz w:val="17"/>
+                <w:sz w:val="22"/>
                 <w:szCs w:val="17"/>
               </w:rPr>
               <w:t xml:space="preserve">Both measures are smaller for R.</w:t>
@@ -501,18 +504,18 @@
                 <w:rFonts w:ascii="Avenir Next" w:hAnsi="Avenir Next" w:cs="Avenir Next" w:eastAsia="Avenir Next"/>
                 <w:b/>
                 <w:color w:val="1A1A1A"/>
+                <w:sz w:val="22"/>
+                <w:szCs w:val="17"/>
+              </w:rPr>
+              <w:t xml:space="preserve">Answer</w:t>
+            </w:r>
+            <w:r>
+              <w:rPr>
+                <w:rFonts w:ascii="Avenir Next" w:hAnsi="Avenir Next" w:cs="Avenir Next" w:eastAsia="Avenir Next"/>
+                <w:color w:val="1A1A1A"/>
                 <w:sz w:val="17"/>
                 <w:szCs w:val="17"/>
               </w:rPr>
-              <w:t xml:space="preserve">Answer</w:t>
-            </w:r>
-            <w:r>
-              <w:rPr>
-                <w:rFonts w:ascii="Avenir Next" w:hAnsi="Avenir Next" w:cs="Avenir Next" w:eastAsia="Avenir Next"/>
-                <w:color w:val="1A1A1A"/>
-                <w:sz w:val="17"/>
-                <w:szCs w:val="17"/>
-              </w:rPr>
               <w:tab/>
             </w:r>
             <w:r>
@@ -520,7 +523,7 @@
                 <w:rFonts w:ascii="Avenir Next" w:hAnsi="Avenir Next" w:cs="Avenir Next" w:eastAsia="Avenir Next"/>
                 <w:b/>
                 <w:color w:val="1A1A1A"/>
-                <w:sz w:val="17"/>
+                <w:sz w:val="22"/>
                 <w:szCs w:val="17"/>
               </w:rPr>
               <w:t xml:space="preserve">Class R is more consistent</w:t>
@@ -549,7 +552,7 @@
           <w:rFonts w:ascii="Avenir Next" w:hAnsi="Avenir Next" w:cs="Avenir Next" w:eastAsia="Avenir Next"/>
           <w:b/>
           <w:color w:val="1A1A1A"/>
-          <w:sz w:val="17"/>
+          <w:sz w:val="22"/>
           <w:szCs w:val="17"/>
         </w:rPr>
         <w:t xml:space="preserve">consistent</w:t>
@@ -559,7 +562,7 @@
           <w:rFonts w:ascii="Avenir Next" w:hAnsi="Avenir Next" w:cs="Avenir Next" w:eastAsia="Avenir Next"/>
           <w:i/>
           <w:color w:val="5A5F66"/>
-          <w:sz w:val="17"/>
+          <w:sz w:val="22"/>
           <w:szCs w:val="17"/>
         </w:rPr>
         <w:t xml:space="preserve"> (constante)</w:t>
@@ -568,7 +571,7 @@
         <w:rPr>
           <w:rFonts w:ascii="Avenir Next" w:hAnsi="Avenir Next" w:cs="Avenir Next" w:eastAsia="Avenir Next"/>
           <w:color w:val="5A5F66"/>
-          <w:sz w:val="17"/>
+          <w:sz w:val="22"/>
           <w:szCs w:val="17"/>
         </w:rPr>
         <w:t xml:space="preserve">   ·   </w:t>
@@ -578,7 +581,7 @@
           <w:rFonts w:ascii="Avenir Next" w:hAnsi="Avenir Next" w:cs="Avenir Next" w:eastAsia="Avenir Next"/>
           <w:b/>
           <w:color w:val="1A1A1A"/>
-          <w:sz w:val="17"/>
+          <w:sz w:val="22"/>
           <w:szCs w:val="17"/>
         </w:rPr>
         <w:t xml:space="preserve">range</w:t>
@@ -588,7 +591,7 @@
           <w:rFonts w:ascii="Avenir Next" w:hAnsi="Avenir Next" w:cs="Avenir Next" w:eastAsia="Avenir Next"/>
           <w:i/>
           <w:color w:val="5A5F66"/>
-          <w:sz w:val="17"/>
+          <w:sz w:val="22"/>
           <w:szCs w:val="17"/>
         </w:rPr>
         <w:t xml:space="preserve"> (rango)</w:t>
@@ -597,7 +600,7 @@
         <w:rPr>
           <w:rFonts w:ascii="Avenir Next" w:hAnsi="Avenir Next" w:cs="Avenir Next" w:eastAsia="Avenir Next"/>
           <w:color w:val="5A5F66"/>
-          <w:sz w:val="17"/>
+          <w:sz w:val="22"/>
           <w:szCs w:val="17"/>
         </w:rPr>
         <w:t xml:space="preserve">   ·   </w:t>
@@ -607,7 +610,7 @@
           <w:rFonts w:ascii="Avenir Next" w:hAnsi="Avenir Next" w:cs="Avenir Next" w:eastAsia="Avenir Next"/>
           <w:b/>
           <w:color w:val="1A1A1A"/>
-          <w:sz w:val="17"/>
+          <w:sz w:val="22"/>
           <w:szCs w:val="17"/>
         </w:rPr>
         <w:t xml:space="preserve">IQR</w:t>
@@ -617,7 +620,7 @@
           <w:rFonts w:ascii="Avenir Next" w:hAnsi="Avenir Next" w:cs="Avenir Next" w:eastAsia="Avenir Next"/>
           <w:i/>
           <w:color w:val="5A5F66"/>
-          <w:sz w:val="17"/>
+          <w:sz w:val="22"/>
           <w:szCs w:val="17"/>
         </w:rPr>
         <w:t xml:space="preserve"> (rango intercuartil)</w:t>
@@ -625,6 +628,7 @@
     </w:p>
     <w:p>
       <w:pPr>
+        <w:pStyle w:val="Heading2"/>
         <w:keepNext/>
         <w:pBdr>
           <w:bottom w:val="single" w:sz="8" w:space="3" w:color="003A70"/>
@@ -640,7 +644,7 @@
           <w:b/>
           <w:color w:val="003A70"/>
           <w:spacing w:val="14"/>
-          <w:sz w:val="19"/>
+          <w:sz w:val="22"/>
           <w:szCs w:val="19"/>
         </w:rPr>
         <w:t xml:space="preserve">PRACTICE</w:t>
@@ -659,7 +663,7 @@
           <w:rFonts w:ascii="Avenir Next" w:hAnsi="Avenir Next" w:cs="Avenir Next" w:eastAsia="Avenir Next"/>
           <w:i/>
           <w:color w:val="5A5F66"/>
-          <w:sz w:val="17"/>
+          <w:sz w:val="22"/>
           <w:szCs w:val="17"/>
         </w:rPr>
         <w:t xml:space="preserve">show your work · label units</w:t>
@@ -667,7 +671,7 @@
     </w:p>
     <w:p>
       <w:pPr>
-        <w:spacing w:before="0" w:after="0" w:line="20" w:lineRule="exact"/>
+        <w:spacing w:before="0" w:after="0" w:line="50" w:lineRule="exact"/>
       </w:pPr>
     </w:p>
     <w:tbl>
@@ -717,35 +721,35 @@
                 <w:rFonts w:ascii="Avenir Next" w:hAnsi="Avenir Next" w:cs="Avenir Next" w:eastAsia="Avenir Next"/>
                 <w:b/>
                 <w:color w:val="1A1A1A"/>
+                <w:sz w:val="22"/>
+                <w:szCs w:val="20"/>
+              </w:rPr>
+              <w:t xml:space="preserve">1.</w:t>
+            </w:r>
+            <w:r>
+              <w:rPr>
+                <w:rFonts w:ascii="Avenir Next" w:hAnsi="Avenir Next" w:cs="Avenir Next" w:eastAsia="Avenir Next"/>
+                <w:color w:val="1A1A1A"/>
                 <w:sz w:val="20"/>
                 <w:szCs w:val="20"/>
               </w:rPr>
-              <w:t xml:space="preserve">1.</w:t>
-            </w:r>
-            <w:r>
-              <w:rPr>
-                <w:rFonts w:ascii="Avenir Next" w:hAnsi="Avenir Next" w:cs="Avenir Next" w:eastAsia="Avenir Next"/>
-                <w:color w:val="1A1A1A"/>
-                <w:sz w:val="20"/>
+              <w:tab/>
+            </w:r>
+            <w:r>
+              <w:rPr>
+                <w:rFonts w:ascii="Avenir Next" w:hAnsi="Avenir Next" w:cs="Avenir Next" w:eastAsia="Avenir Next"/>
+                <w:b/>
+                <w:color w:val="1A1A1A"/>
+                <w:sz w:val="22"/>
                 <w:szCs w:val="20"/>
               </w:rPr>
-              <w:tab/>
-            </w:r>
-            <w:r>
-              <w:rPr>
-                <w:rFonts w:ascii="Avenir Next" w:hAnsi="Avenir Next" w:cs="Avenir Next" w:eastAsia="Avenir Next"/>
-                <w:b/>
-                <w:color w:val="1A1A1A"/>
-                <w:sz w:val="20"/>
-                <w:szCs w:val="20"/>
-              </w:rPr>
               <w:t xml:space="preserve">Two Classes.</w:t>
             </w:r>
             <w:r>
               <w:rPr>
                 <w:rFonts w:ascii="Avenir Next" w:hAnsi="Avenir Next" w:cs="Avenir Next" w:eastAsia="Avenir Next"/>
                 <w:color w:val="1A1A1A"/>
-                <w:sz w:val="20"/>
+                <w:sz w:val="22"/>
                 <w:szCs w:val="20"/>
               </w:rPr>
               <w:t xml:space="preserve">  Class R scores: 70, 82, 76, 88, 73, 85, 79. Class S scores: 60, 90, 75, 95, 65, 80, 72. Complete the table.</w:t>
@@ -762,7 +766,7 @@
                 <w:rFonts w:ascii="Avenir Next" w:hAnsi="Avenir Next" w:cs="Avenir Next" w:eastAsia="Avenir Next"/>
                 <w:b/>
                 <w:color w:val="003A70"/>
-                <w:sz w:val="17"/>
+                <w:sz w:val="22"/>
                 <w:szCs w:val="17"/>
               </w:rPr>
               <w:t xml:space="preserve">Hint  </w:t>
@@ -772,7 +776,7 @@
                 <w:rFonts w:ascii="Avenir Next" w:hAnsi="Avenir Next" w:cs="Avenir Next" w:eastAsia="Avenir Next"/>
                 <w:i/>
                 <w:color w:val="5A5F66"/>
-                <w:sz w:val="17"/>
+                <w:sz w:val="22"/>
                 <w:szCs w:val="17"/>
               </w:rPr>
               <w:t xml:space="preserve">Order each list on its own first.</w:t>
@@ -811,6 +815,7 @@
               <w:trPr>
                 <w:cantSplit/>
                 <w:trHeight w:val="400" w:hRule="atLeast"/>
+                <w:tblHeader/>
               </w:trPr>
               <w:tc>
                 <w:tcPr>
@@ -819,7 +824,7 @@
                 </w:tcPr>
                 <w:p>
                   <w:pPr>
-                    <w:spacing w:before="0" w:after="0" w:line="240" w:lineRule="auto"/>
+                    <w:spacing w:before="0" w:after="0" w:line="50" w:lineRule="exact"/>
                   </w:pPr>
                 </w:p>
               </w:tc>
@@ -839,7 +844,7 @@
                       <w:rFonts w:ascii="Avenir Next" w:hAnsi="Avenir Next" w:cs="Avenir Next" w:eastAsia="Avenir Next"/>
                       <w:b/>
                       <w:color w:val="1A1A1A"/>
-                      <w:sz w:val="19"/>
+                      <w:sz w:val="22"/>
                       <w:szCs w:val="19"/>
                     </w:rPr>
                     <w:t xml:space="preserve">Range</w:t>
@@ -862,7 +867,7 @@
                       <w:rFonts w:ascii="Avenir Next" w:hAnsi="Avenir Next" w:cs="Avenir Next" w:eastAsia="Avenir Next"/>
                       <w:b/>
                       <w:color w:val="1A1A1A"/>
-                      <w:sz w:val="19"/>
+                      <w:sz w:val="22"/>
                       <w:szCs w:val="19"/>
                     </w:rPr>
                     <w:t xml:space="preserve">Q1</w:t>
@@ -885,7 +890,7 @@
                       <w:rFonts w:ascii="Avenir Next" w:hAnsi="Avenir Next" w:cs="Avenir Next" w:eastAsia="Avenir Next"/>
                       <w:b/>
                       <w:color w:val="1A1A1A"/>
-                      <w:sz w:val="19"/>
+                      <w:sz w:val="22"/>
                       <w:szCs w:val="19"/>
                     </w:rPr>
                     <w:t xml:space="preserve">Q3</w:t>
@@ -908,7 +913,7 @@
                       <w:rFonts w:ascii="Avenir Next" w:hAnsi="Avenir Next" w:cs="Avenir Next" w:eastAsia="Avenir Next"/>
                       <w:b/>
                       <w:color w:val="1A1A1A"/>
-                      <w:sz w:val="19"/>
+                      <w:sz w:val="22"/>
                       <w:szCs w:val="19"/>
                     </w:rPr>
                     <w:t xml:space="preserve">IQR</w:t>
@@ -937,7 +942,7 @@
                       <w:rFonts w:ascii="Avenir Next" w:hAnsi="Avenir Next" w:cs="Avenir Next" w:eastAsia="Avenir Next"/>
                       <w:b/>
                       <w:color w:val="1A1A1A"/>
-                      <w:sz w:val="19"/>
+                      <w:sz w:val="22"/>
                       <w:szCs w:val="19"/>
                     </w:rPr>
                     <w:t xml:space="preserve">Class R</w:t>
@@ -951,7 +956,7 @@
                 </w:tcPr>
                 <w:p>
                   <w:pPr>
-                    <w:spacing w:before="0" w:after="0" w:line="240" w:lineRule="auto"/>
+                    <w:spacing w:before="0" w:after="0" w:line="50" w:lineRule="exact"/>
                   </w:pPr>
                 </w:p>
               </w:tc>
@@ -962,7 +967,7 @@
                 </w:tcPr>
                 <w:p>
                   <w:pPr>
-                    <w:spacing w:before="0" w:after="0" w:line="240" w:lineRule="auto"/>
+                    <w:spacing w:before="0" w:after="0" w:line="50" w:lineRule="exact"/>
                   </w:pPr>
                 </w:p>
               </w:tc>
@@ -973,7 +978,7 @@
                 </w:tcPr>
                 <w:p>
                   <w:pPr>
-                    <w:spacing w:before="0" w:after="0" w:line="240" w:lineRule="auto"/>
+                    <w:spacing w:before="0" w:after="0" w:line="50" w:lineRule="exact"/>
                   </w:pPr>
                 </w:p>
               </w:tc>
@@ -984,7 +989,7 @@
                 </w:tcPr>
                 <w:p>
                   <w:pPr>
-                    <w:spacing w:before="0" w:after="0" w:line="240" w:lineRule="auto"/>
+                    <w:spacing w:before="0" w:after="0" w:line="50" w:lineRule="exact"/>
                   </w:pPr>
                 </w:p>
               </w:tc>
@@ -1010,7 +1015,7 @@
                       <w:rFonts w:ascii="Avenir Next" w:hAnsi="Avenir Next" w:cs="Avenir Next" w:eastAsia="Avenir Next"/>
                       <w:b/>
                       <w:color w:val="1A1A1A"/>
-                      <w:sz w:val="19"/>
+                      <w:sz w:val="22"/>
                       <w:szCs w:val="19"/>
                     </w:rPr>
                     <w:t xml:space="preserve">Class S</w:t>
@@ -1024,7 +1029,7 @@
                 </w:tcPr>
                 <w:p>
                   <w:pPr>
-                    <w:spacing w:before="0" w:after="0" w:line="240" w:lineRule="auto"/>
+                    <w:spacing w:before="0" w:after="0" w:line="50" w:lineRule="exact"/>
                   </w:pPr>
                 </w:p>
               </w:tc>
@@ -1035,7 +1040,7 @@
                 </w:tcPr>
                 <w:p>
                   <w:pPr>
-                    <w:spacing w:before="0" w:after="0" w:line="240" w:lineRule="auto"/>
+                    <w:spacing w:before="0" w:after="0" w:line="50" w:lineRule="exact"/>
                   </w:pPr>
                 </w:p>
               </w:tc>
@@ -1046,7 +1051,7 @@
                 </w:tcPr>
                 <w:p>
                   <w:pPr>
-                    <w:spacing w:before="0" w:after="0" w:line="240" w:lineRule="auto"/>
+                    <w:spacing w:before="0" w:after="0" w:line="50" w:lineRule="exact"/>
                   </w:pPr>
                 </w:p>
               </w:tc>
@@ -1057,7 +1062,7 @@
                 </w:tcPr>
                 <w:p>
                   <w:pPr>
-                    <w:spacing w:before="0" w:after="0" w:line="240" w:lineRule="auto"/>
+                    <w:spacing w:before="0" w:after="0" w:line="50" w:lineRule="exact"/>
                   </w:pPr>
                 </w:p>
               </w:tc>
@@ -1076,7 +1081,7 @@
                 <w:rFonts w:ascii="Avenir Next" w:hAnsi="Avenir Next" w:cs="Avenir Next" w:eastAsia="Avenir Next"/>
                 <w:b/>
                 <w:color w:val="1A1A1A"/>
-                <w:sz w:val="18"/>
+                <w:sz w:val="22"/>
                 <w:szCs w:val="18"/>
               </w:rPr>
               <w:t xml:space="preserve">More consistent</w:t>
@@ -1096,12 +1101,12 @@
     </w:tbl>
     <w:p>
       <w:pPr>
-        <w:spacing w:before="0" w:after="0" w:line="20" w:lineRule="exact"/>
+        <w:spacing w:before="0" w:after="0" w:line="50" w:lineRule="exact"/>
       </w:pPr>
     </w:p>
     <w:p>
       <w:pPr>
-        <w:spacing w:before="0" w:after="0" w:line="20" w:lineRule="exact"/>
+        <w:spacing w:before="0" w:after="0" w:line="50" w:lineRule="exact"/>
       </w:pPr>
     </w:p>
     <w:tbl>
@@ -1151,35 +1156,35 @@
                 <w:rFonts w:ascii="Avenir Next" w:hAnsi="Avenir Next" w:cs="Avenir Next" w:eastAsia="Avenir Next"/>
                 <w:b/>
                 <w:color w:val="1A1A1A"/>
+                <w:sz w:val="22"/>
+                <w:szCs w:val="20"/>
+              </w:rPr>
+              <w:t xml:space="preserve">2.</w:t>
+            </w:r>
+            <w:r>
+              <w:rPr>
+                <w:rFonts w:ascii="Avenir Next" w:hAnsi="Avenir Next" w:cs="Avenir Next" w:eastAsia="Avenir Next"/>
+                <w:color w:val="1A1A1A"/>
                 <w:sz w:val="20"/>
                 <w:szCs w:val="20"/>
               </w:rPr>
-              <w:t xml:space="preserve">2.</w:t>
-            </w:r>
-            <w:r>
-              <w:rPr>
-                <w:rFonts w:ascii="Avenir Next" w:hAnsi="Avenir Next" w:cs="Avenir Next" w:eastAsia="Avenir Next"/>
-                <w:color w:val="1A1A1A"/>
-                <w:sz w:val="20"/>
+              <w:tab/>
+            </w:r>
+            <w:r>
+              <w:rPr>
+                <w:rFonts w:ascii="Avenir Next" w:hAnsi="Avenir Next" w:cs="Avenir Next" w:eastAsia="Avenir Next"/>
+                <w:b/>
+                <w:color w:val="1A1A1A"/>
+                <w:sz w:val="22"/>
                 <w:szCs w:val="20"/>
               </w:rPr>
-              <w:tab/>
-            </w:r>
-            <w:r>
-              <w:rPr>
-                <w:rFonts w:ascii="Avenir Next" w:hAnsi="Avenir Next" w:cs="Avenir Next" w:eastAsia="Avenir Next"/>
-                <w:b/>
-                <w:color w:val="1A1A1A"/>
-                <w:sz w:val="20"/>
-                <w:szCs w:val="20"/>
-              </w:rPr>
               <w:t xml:space="preserve">Vending Machines.</w:t>
             </w:r>
             <w:r>
               <w:rPr>
                 <w:rFonts w:ascii="Avenir Next" w:hAnsi="Avenir Next" w:cs="Avenir Next" w:eastAsia="Avenir Next"/>
                 <w:color w:val="1A1A1A"/>
-                <w:sz w:val="20"/>
+                <w:sz w:val="22"/>
                 <w:szCs w:val="20"/>
               </w:rPr>
               <w:t xml:space="preserve">  Machine 1 daily sales: 30, 42, 35, 50, 38, 46, 33. Machine 2: 34, 39, 41, 37, 43, 40, 45.</w:t>
@@ -1236,25 +1241,25 @@
                       <w:rFonts w:ascii="Avenir Next" w:hAnsi="Avenir Next" w:cs="Avenir Next" w:eastAsia="Avenir Next"/>
                       <w:b/>
                       <w:color w:val="003A70"/>
+                      <w:sz w:val="22"/>
+                      <w:szCs w:val="20"/>
+                    </w:rPr>
+                    <w:t xml:space="preserve">a.</w:t>
+                  </w:r>
+                  <w:r>
+                    <w:rPr>
+                      <w:rFonts w:ascii="Avenir Next" w:hAnsi="Avenir Next" w:cs="Avenir Next" w:eastAsia="Avenir Next"/>
+                      <w:color w:val="1A1A1A"/>
                       <w:sz w:val="20"/>
                       <w:szCs w:val="20"/>
                     </w:rPr>
-                    <w:t xml:space="preserve">a.</w:t>
-                  </w:r>
-                  <w:r>
-                    <w:rPr>
-                      <w:rFonts w:ascii="Avenir Next" w:hAnsi="Avenir Next" w:cs="Avenir Next" w:eastAsia="Avenir Next"/>
-                      <w:color w:val="1A1A1A"/>
-                      <w:sz w:val="20"/>
-                      <w:szCs w:val="20"/>
-                    </w:rPr>
                     <w:tab/>
                   </w:r>
                   <w:r>
                     <w:rPr>
                       <w:rFonts w:ascii="Avenir Next" w:hAnsi="Avenir Next" w:cs="Avenir Next" w:eastAsia="Avenir Next"/>
                       <w:color w:val="1A1A1A"/>
-                      <w:sz w:val="20"/>
+                      <w:sz w:val="22"/>
                       <w:szCs w:val="20"/>
                     </w:rPr>
                     <w:t xml:space="preserve">Range 1:</w:t>
@@ -1298,25 +1303,25 @@
                       <w:rFonts w:ascii="Avenir Next" w:hAnsi="Avenir Next" w:cs="Avenir Next" w:eastAsia="Avenir Next"/>
                       <w:b/>
                       <w:color w:val="003A70"/>
+                      <w:sz w:val="22"/>
+                      <w:szCs w:val="20"/>
+                    </w:rPr>
+                    <w:t xml:space="preserve">b.</w:t>
+                  </w:r>
+                  <w:r>
+                    <w:rPr>
+                      <w:rFonts w:ascii="Avenir Next" w:hAnsi="Avenir Next" w:cs="Avenir Next" w:eastAsia="Avenir Next"/>
+                      <w:color w:val="1A1A1A"/>
                       <w:sz w:val="20"/>
                       <w:szCs w:val="20"/>
                     </w:rPr>
-                    <w:t xml:space="preserve">b.</w:t>
-                  </w:r>
-                  <w:r>
-                    <w:rPr>
-                      <w:rFonts w:ascii="Avenir Next" w:hAnsi="Avenir Next" w:cs="Avenir Next" w:eastAsia="Avenir Next"/>
-                      <w:color w:val="1A1A1A"/>
-                      <w:sz w:val="20"/>
-                      <w:szCs w:val="20"/>
-                    </w:rPr>
                     <w:tab/>
                   </w:r>
                   <w:r>
                     <w:rPr>
                       <w:rFonts w:ascii="Avenir Next" w:hAnsi="Avenir Next" w:cs="Avenir Next" w:eastAsia="Avenir Next"/>
                       <w:color w:val="1A1A1A"/>
-                      <w:sz w:val="20"/>
+                      <w:sz w:val="22"/>
                       <w:szCs w:val="20"/>
                     </w:rPr>
                     <w:t xml:space="preserve">IQR 1:</w:t>
@@ -1360,25 +1365,25 @@
                       <w:rFonts w:ascii="Avenir Next" w:hAnsi="Avenir Next" w:cs="Avenir Next" w:eastAsia="Avenir Next"/>
                       <w:b/>
                       <w:color w:val="003A70"/>
+                      <w:sz w:val="22"/>
+                      <w:szCs w:val="20"/>
+                    </w:rPr>
+                    <w:t xml:space="preserve">c.</w:t>
+                  </w:r>
+                  <w:r>
+                    <w:rPr>
+                      <w:rFonts w:ascii="Avenir Next" w:hAnsi="Avenir Next" w:cs="Avenir Next" w:eastAsia="Avenir Next"/>
+                      <w:color w:val="1A1A1A"/>
                       <w:sz w:val="20"/>
                       <w:szCs w:val="20"/>
                     </w:rPr>
-                    <w:t xml:space="preserve">c.</w:t>
-                  </w:r>
-                  <w:r>
-                    <w:rPr>
-                      <w:rFonts w:ascii="Avenir Next" w:hAnsi="Avenir Next" w:cs="Avenir Next" w:eastAsia="Avenir Next"/>
-                      <w:color w:val="1A1A1A"/>
-                      <w:sz w:val="20"/>
-                      <w:szCs w:val="20"/>
-                    </w:rPr>
                     <w:tab/>
                   </w:r>
                   <w:r>
                     <w:rPr>
                       <w:rFonts w:ascii="Avenir Next" w:hAnsi="Avenir Next" w:cs="Avenir Next" w:eastAsia="Avenir Next"/>
                       <w:color w:val="1A1A1A"/>
-                      <w:sz w:val="20"/>
+                      <w:sz w:val="22"/>
                       <w:szCs w:val="20"/>
                     </w:rPr>
                     <w:t xml:space="preserve">Range 2:</w:t>
@@ -1422,25 +1427,25 @@
                       <w:rFonts w:ascii="Avenir Next" w:hAnsi="Avenir Next" w:cs="Avenir Next" w:eastAsia="Avenir Next"/>
                       <w:b/>
                       <w:color w:val="003A70"/>
+                      <w:sz w:val="22"/>
+                      <w:szCs w:val="20"/>
+                    </w:rPr>
+                    <w:t xml:space="preserve">d.</w:t>
+                  </w:r>
+                  <w:r>
+                    <w:rPr>
+                      <w:rFonts w:ascii="Avenir Next" w:hAnsi="Avenir Next" w:cs="Avenir Next" w:eastAsia="Avenir Next"/>
+                      <w:color w:val="1A1A1A"/>
                       <w:sz w:val="20"/>
                       <w:szCs w:val="20"/>
                     </w:rPr>
-                    <w:t xml:space="preserve">d.</w:t>
-                  </w:r>
-                  <w:r>
-                    <w:rPr>
-                      <w:rFonts w:ascii="Avenir Next" w:hAnsi="Avenir Next" w:cs="Avenir Next" w:eastAsia="Avenir Next"/>
-                      <w:color w:val="1A1A1A"/>
-                      <w:sz w:val="20"/>
-                      <w:szCs w:val="20"/>
-                    </w:rPr>
                     <w:tab/>
                   </w:r>
                   <w:r>
                     <w:rPr>
                       <w:rFonts w:ascii="Avenir Next" w:hAnsi="Avenir Next" w:cs="Avenir Next" w:eastAsia="Avenir Next"/>
                       <w:color w:val="1A1A1A"/>
-                      <w:sz w:val="20"/>
+                      <w:sz w:val="22"/>
                       <w:szCs w:val="20"/>
                     </w:rPr>
                     <w:t xml:space="preserve">IQR 2:</w:t>
@@ -1470,7 +1475,7 @@
           </w:tbl>
           <w:p>
             <w:pPr>
-              <w:spacing w:before="0" w:after="0" w:line="24" w:lineRule="auto"/>
+              <w:spacing w:before="0" w:after="0" w:line="50" w:lineRule="exact"/>
             </w:pPr>
           </w:p>
         </w:tc>
@@ -1478,12 +1483,12 @@
     </w:tbl>
     <w:p>
       <w:pPr>
-        <w:spacing w:before="0" w:after="0" w:line="20" w:lineRule="exact"/>
+        <w:spacing w:before="0" w:after="0" w:line="50" w:lineRule="exact"/>
       </w:pPr>
     </w:p>
     <w:p>
       <w:pPr>
-        <w:spacing w:before="0" w:after="0" w:line="20" w:lineRule="exact"/>
+        <w:spacing w:before="0" w:after="0" w:line="50" w:lineRule="exact"/>
       </w:pPr>
     </w:p>
     <w:tbl>
@@ -1534,35 +1539,35 @@
                 <w:rFonts w:ascii="Avenir Next" w:hAnsi="Avenir Next" w:cs="Avenir Next" w:eastAsia="Avenir Next"/>
                 <w:b/>
                 <w:color w:val="1A1A1A"/>
+                <w:sz w:val="22"/>
+                <w:szCs w:val="20"/>
+              </w:rPr>
+              <w:t xml:space="preserve">3.</w:t>
+            </w:r>
+            <w:r>
+              <w:rPr>
+                <w:rFonts w:ascii="Avenir Next" w:hAnsi="Avenir Next" w:cs="Avenir Next" w:eastAsia="Avenir Next"/>
+                <w:color w:val="1A1A1A"/>
                 <w:sz w:val="20"/>
                 <w:szCs w:val="20"/>
               </w:rPr>
-              <w:t xml:space="preserve">3.</w:t>
-            </w:r>
-            <w:r>
-              <w:rPr>
-                <w:rFonts w:ascii="Avenir Next" w:hAnsi="Avenir Next" w:cs="Avenir Next" w:eastAsia="Avenir Next"/>
-                <w:color w:val="1A1A1A"/>
-                <w:sz w:val="20"/>
+              <w:tab/>
+            </w:r>
+            <w:r>
+              <w:rPr>
+                <w:rFonts w:ascii="Avenir Next" w:hAnsi="Avenir Next" w:cs="Avenir Next" w:eastAsia="Avenir Next"/>
+                <w:b/>
+                <w:color w:val="1A1A1A"/>
+                <w:sz w:val="22"/>
                 <w:szCs w:val="20"/>
               </w:rPr>
-              <w:tab/>
-            </w:r>
-            <w:r>
-              <w:rPr>
-                <w:rFonts w:ascii="Avenir Next" w:hAnsi="Avenir Next" w:cs="Avenir Next" w:eastAsia="Avenir Next"/>
-                <w:b/>
-                <w:color w:val="1A1A1A"/>
-                <w:sz w:val="20"/>
-                <w:szCs w:val="20"/>
-              </w:rPr>
               <w:t xml:space="preserve">Devi’s Claim.  </w:t>
             </w:r>
             <w:r>
               <w:rPr>
                 <w:rFonts w:ascii="Avenir Next" w:hAnsi="Avenir Next" w:cs="Avenir Next" w:eastAsia="Avenir Next"/>
                 <w:color w:val="1A1A1A"/>
-                <w:sz w:val="20"/>
+                <w:sz w:val="22"/>
                 <w:szCs w:val="20"/>
               </w:rPr>
               <w:t xml:space="preserve">Sets V and W both have a range of 40. V has Q1 = 15 and Q3 = 35; W has Q1 = 25 and Q3 = 30. Devi says they vary the same amount.</w:t>
@@ -1579,7 +1584,7 @@
                 <w:rFonts w:ascii="Avenir Next" w:hAnsi="Avenir Next" w:cs="Avenir Next" w:eastAsia="Avenir Next"/>
                 <w:b/>
                 <w:color w:val="003A70"/>
-                <w:sz w:val="17"/>
+                <w:sz w:val="22"/>
                 <w:szCs w:val="17"/>
               </w:rPr>
               <w:t xml:space="preserve">Hint  </w:t>
@@ -1589,7 +1594,7 @@
                 <w:rFonts w:ascii="Avenir Next" w:hAnsi="Avenir Next" w:cs="Avenir Next" w:eastAsia="Avenir Next"/>
                 <w:i/>
                 <w:color w:val="5A5F66"/>
-                <w:sz w:val="17"/>
+                <w:sz w:val="22"/>
                 <w:szCs w:val="17"/>
               </w:rPr>
               <w:t xml:space="preserve">Equal ranges only match the extremes.</w:t>
@@ -1657,7 +1662,7 @@
                     <w:rPr>
                       <w:rFonts w:ascii="Avenir Next" w:hAnsi="Avenir Next" w:cs="Avenir Next" w:eastAsia="Avenir Next"/>
                       <w:color w:val="1A1A1A"/>
-                      <w:sz w:val="19"/>
+                      <w:sz w:val="22"/>
                       <w:szCs w:val="19"/>
                     </w:rPr>
                     <w:t xml:space="preserve">Right</w:t>
@@ -1696,7 +1701,7 @@
                     <w:rPr>
                       <w:rFonts w:ascii="Avenir Next" w:hAnsi="Avenir Next" w:cs="Avenir Next" w:eastAsia="Avenir Next"/>
                       <w:color w:val="1A1A1A"/>
-                      <w:sz w:val="19"/>
+                      <w:sz w:val="22"/>
                       <w:szCs w:val="19"/>
                     </w:rPr>
                     <w:t xml:space="preserve">Not right</w:t>
@@ -1718,7 +1723,7 @@
                 <w:rFonts w:ascii="Avenir Next" w:hAnsi="Avenir Next" w:cs="Avenir Next" w:eastAsia="Avenir Next"/>
                 <w:b/>
                 <w:color w:val="1A1A1A"/>
-                <w:sz w:val="18"/>
+                <w:sz w:val="22"/>
                 <w:szCs w:val="18"/>
               </w:rPr>
               <w:t xml:space="preserve">IQRs</w:t>
@@ -1753,35 +1758,35 @@
                 <w:rFonts w:ascii="Avenir Next" w:hAnsi="Avenir Next" w:cs="Avenir Next" w:eastAsia="Avenir Next"/>
                 <w:b/>
                 <w:color w:val="1A1A1A"/>
+                <w:sz w:val="22"/>
+                <w:szCs w:val="20"/>
+              </w:rPr>
+              <w:t xml:space="preserve">4.</w:t>
+            </w:r>
+            <w:r>
+              <w:rPr>
+                <w:rFonts w:ascii="Avenir Next" w:hAnsi="Avenir Next" w:cs="Avenir Next" w:eastAsia="Avenir Next"/>
+                <w:color w:val="1A1A1A"/>
                 <w:sz w:val="20"/>
                 <w:szCs w:val="20"/>
               </w:rPr>
-              <w:t xml:space="preserve">4.</w:t>
-            </w:r>
-            <w:r>
-              <w:rPr>
-                <w:rFonts w:ascii="Avenir Next" w:hAnsi="Avenir Next" w:cs="Avenir Next" w:eastAsia="Avenir Next"/>
-                <w:color w:val="1A1A1A"/>
-                <w:sz w:val="20"/>
+              <w:tab/>
+            </w:r>
+            <w:r>
+              <w:rPr>
+                <w:rFonts w:ascii="Avenir Next" w:hAnsi="Avenir Next" w:cs="Avenir Next" w:eastAsia="Avenir Next"/>
+                <w:b/>
+                <w:color w:val="1A1A1A"/>
+                <w:sz w:val="22"/>
                 <w:szCs w:val="20"/>
               </w:rPr>
-              <w:tab/>
-            </w:r>
-            <w:r>
-              <w:rPr>
-                <w:rFonts w:ascii="Avenir Next" w:hAnsi="Avenir Next" w:cs="Avenir Next" w:eastAsia="Avenir Next"/>
-                <w:b/>
-                <w:color w:val="1A1A1A"/>
-                <w:sz w:val="20"/>
-                <w:szCs w:val="20"/>
-              </w:rPr>
               <w:t xml:space="preserve">Hugo’s Claim.  </w:t>
             </w:r>
             <w:r>
               <w:rPr>
                 <w:rFonts w:ascii="Avenir Next" w:hAnsi="Avenir Next" w:cs="Avenir Next" w:eastAsia="Avenir Next"/>
                 <w:color w:val="1A1A1A"/>
-                <w:sz w:val="20"/>
+                <w:sz w:val="22"/>
                 <w:szCs w:val="20"/>
               </w:rPr>
               <w:t xml:space="preserve">Sets T and U both have an IQR of 12. T runs from 30 to 54; U runs from 8 to 96. Hugo says they are equally spread out.</w:t>
@@ -1798,7 +1803,7 @@
                 <w:rFonts w:ascii="Avenir Next" w:hAnsi="Avenir Next" w:cs="Avenir Next" w:eastAsia="Avenir Next"/>
                 <w:b/>
                 <w:color w:val="003A70"/>
-                <w:sz w:val="17"/>
+                <w:sz w:val="22"/>
                 <w:szCs w:val="17"/>
               </w:rPr>
               <w:t xml:space="preserve">Hint  </w:t>
@@ -1808,7 +1813,7 @@
                 <w:rFonts w:ascii="Avenir Next" w:hAnsi="Avenir Next" w:cs="Avenir Next" w:eastAsia="Avenir Next"/>
                 <w:i/>
                 <w:color w:val="5A5F66"/>
-                <w:sz w:val="17"/>
+                <w:sz w:val="22"/>
                 <w:szCs w:val="17"/>
               </w:rPr>
               <w:t xml:space="preserve">Equal IQRs only match the middle halves.</w:t>
@@ -1876,7 +1881,7 @@
                     <w:rPr>
                       <w:rFonts w:ascii="Avenir Next" w:hAnsi="Avenir Next" w:cs="Avenir Next" w:eastAsia="Avenir Next"/>
                       <w:color w:val="1A1A1A"/>
-                      <w:sz w:val="19"/>
+                      <w:sz w:val="22"/>
                       <w:szCs w:val="19"/>
                     </w:rPr>
                     <w:t xml:space="preserve">Right</w:t>
@@ -1915,7 +1920,7 @@
                     <w:rPr>
                       <w:rFonts w:ascii="Avenir Next" w:hAnsi="Avenir Next" w:cs="Avenir Next" w:eastAsia="Avenir Next"/>
                       <w:color w:val="1A1A1A"/>
-                      <w:sz w:val="19"/>
+                      <w:sz w:val="22"/>
                       <w:szCs w:val="19"/>
                     </w:rPr>
                     <w:t xml:space="preserve">Not right</w:t>
@@ -1937,7 +1942,7 @@
                 <w:rFonts w:ascii="Avenir Next" w:hAnsi="Avenir Next" w:cs="Avenir Next" w:eastAsia="Avenir Next"/>
                 <w:b/>
                 <w:color w:val="1A1A1A"/>
-                <w:sz w:val="18"/>
+                <w:sz w:val="22"/>
                 <w:szCs w:val="18"/>
               </w:rPr>
               <w:t xml:space="preserve">Ranges</w:t>
@@ -1957,12 +1962,12 @@
     </w:tbl>
     <w:p>
       <w:pPr>
-        <w:spacing w:before="0" w:after="0" w:line="20" w:lineRule="exact"/>
+        <w:spacing w:before="0" w:after="0" w:line="50" w:lineRule="exact"/>
       </w:pPr>
     </w:p>
     <w:p>
       <w:pPr>
-        <w:spacing w:before="0" w:after="0" w:line="20" w:lineRule="exact"/>
+        <w:spacing w:before="0" w:after="0" w:line="50" w:lineRule="exact"/>
       </w:pPr>
     </w:p>
     <w:tbl>
@@ -2012,35 +2017,35 @@
                 <w:rFonts w:ascii="Avenir Next" w:hAnsi="Avenir Next" w:cs="Avenir Next" w:eastAsia="Avenir Next"/>
                 <w:b/>
                 <w:color w:val="1A1A1A"/>
+                <w:sz w:val="22"/>
+                <w:szCs w:val="20"/>
+              </w:rPr>
+              <w:t xml:space="preserve">5.</w:t>
+            </w:r>
+            <w:r>
+              <w:rPr>
+                <w:rFonts w:ascii="Avenir Next" w:hAnsi="Avenir Next" w:cs="Avenir Next" w:eastAsia="Avenir Next"/>
+                <w:color w:val="1A1A1A"/>
                 <w:sz w:val="20"/>
                 <w:szCs w:val="20"/>
               </w:rPr>
-              <w:t xml:space="preserve">5.</w:t>
-            </w:r>
-            <w:r>
-              <w:rPr>
-                <w:rFonts w:ascii="Avenir Next" w:hAnsi="Avenir Next" w:cs="Avenir Next" w:eastAsia="Avenir Next"/>
-                <w:color w:val="1A1A1A"/>
-                <w:sz w:val="20"/>
+              <w:tab/>
+            </w:r>
+            <w:r>
+              <w:rPr>
+                <w:rFonts w:ascii="Avenir Next" w:hAnsi="Avenir Next" w:cs="Avenir Next" w:eastAsia="Avenir Next"/>
+                <w:b/>
+                <w:color w:val="1A1A1A"/>
+                <w:sz w:val="22"/>
                 <w:szCs w:val="20"/>
               </w:rPr>
-              <w:tab/>
-            </w:r>
-            <w:r>
-              <w:rPr>
-                <w:rFonts w:ascii="Avenir Next" w:hAnsi="Avenir Next" w:cs="Avenir Next" w:eastAsia="Avenir Next"/>
-                <w:b/>
-                <w:color w:val="1A1A1A"/>
-                <w:sz w:val="20"/>
-                <w:szCs w:val="20"/>
-              </w:rPr>
               <w:t xml:space="preserve">Choosing a Measure.  </w:t>
             </w:r>
             <w:r>
               <w:rPr>
                 <w:rFonts w:ascii="Avenir Next" w:hAnsi="Avenir Next" w:cs="Avenir Next" w:eastAsia="Avenir Next"/>
                 <w:color w:val="1A1A1A"/>
-                <w:sz w:val="20"/>
+                <w:sz w:val="22"/>
                 <w:szCs w:val="20"/>
               </w:rPr>
               <w:t xml:space="preserve">A list of home prices has one house priced far above all the others. Which measure of spread fits better, the range or the IQR? Explain.</w:t>
@@ -2086,7 +2091,7 @@
                 </w:tcPr>
                 <w:p>
                   <w:pPr>
-                    <w:spacing w:before="0" w:after="0" w:line="240" w:lineRule="auto"/>
+                    <w:spacing w:before="0" w:after="0" w:line="50" w:lineRule="exact"/>
                   </w:pPr>
                 </w:p>
               </w:tc>
@@ -2106,7 +2111,7 @@
                 </w:tcPr>
                 <w:p>
                   <w:pPr>
-                    <w:spacing w:before="0" w:after="0" w:line="240" w:lineRule="auto"/>
+                    <w:spacing w:before="0" w:after="0" w:line="50" w:lineRule="exact"/>
                   </w:pPr>
                 </w:p>
               </w:tc>
@@ -2114,7 +2119,7 @@
           </w:tbl>
           <w:p>
             <w:pPr>
-              <w:spacing w:before="0" w:after="0" w:line="24" w:lineRule="auto"/>
+              <w:spacing w:before="0" w:after="0" w:line="50" w:lineRule="exact"/>
             </w:pPr>
           </w:p>
         </w:tc>
@@ -2122,12 +2127,12 @@
     </w:tbl>
     <w:p>
       <w:pPr>
-        <w:spacing w:before="0" w:after="0" w:line="20" w:lineRule="exact"/>
+        <w:spacing w:before="0" w:after="0" w:line="50" w:lineRule="exact"/>
       </w:pPr>
     </w:p>
     <w:p>
       <w:pPr>
-        <w:spacing w:before="0" w:after="0" w:line="20" w:lineRule="exact"/>
+        <w:spacing w:before="0" w:after="0" w:line="50" w:lineRule="exact"/>
       </w:pPr>
     </w:p>
     <w:tbl>
@@ -2177,35 +2182,35 @@
                 <w:rFonts w:ascii="Avenir Next" w:hAnsi="Avenir Next" w:cs="Avenir Next" w:eastAsia="Avenir Next"/>
                 <w:b/>
                 <w:color w:val="1A1A1A"/>
+                <w:sz w:val="22"/>
+                <w:szCs w:val="20"/>
+              </w:rPr>
+              <w:t xml:space="preserve">6.</w:t>
+            </w:r>
+            <w:r>
+              <w:rPr>
+                <w:rFonts w:ascii="Avenir Next" w:hAnsi="Avenir Next" w:cs="Avenir Next" w:eastAsia="Avenir Next"/>
+                <w:color w:val="1A1A1A"/>
                 <w:sz w:val="20"/>
                 <w:szCs w:val="20"/>
               </w:rPr>
-              <w:t xml:space="preserve">6.</w:t>
-            </w:r>
-            <w:r>
-              <w:rPr>
-                <w:rFonts w:ascii="Avenir Next" w:hAnsi="Avenir Next" w:cs="Avenir Next" w:eastAsia="Avenir Next"/>
-                <w:color w:val="1A1A1A"/>
-                <w:sz w:val="20"/>
+              <w:tab/>
+            </w:r>
+            <w:r>
+              <w:rPr>
+                <w:rFonts w:ascii="Avenir Next" w:hAnsi="Avenir Next" w:cs="Avenir Next" w:eastAsia="Avenir Next"/>
+                <w:b/>
+                <w:color w:val="1A1A1A"/>
+                <w:sz w:val="22"/>
                 <w:szCs w:val="20"/>
               </w:rPr>
-              <w:tab/>
-            </w:r>
-            <w:r>
-              <w:rPr>
-                <w:rFonts w:ascii="Avenir Next" w:hAnsi="Avenir Next" w:cs="Avenir Next" w:eastAsia="Avenir Next"/>
-                <w:b/>
-                <w:color w:val="1A1A1A"/>
-                <w:sz w:val="20"/>
-                <w:szCs w:val="20"/>
-              </w:rPr>
               <w:t xml:space="preserve">Different Stories.</w:t>
             </w:r>
             <w:r>
               <w:rPr>
                 <w:rFonts w:ascii="Avenir Next" w:hAnsi="Avenir Next" w:cs="Avenir Next" w:eastAsia="Avenir Next"/>
                 <w:color w:val="1A1A1A"/>
-                <w:sz w:val="20"/>
+                <w:sz w:val="22"/>
                 <w:szCs w:val="20"/>
               </w:rPr>
               <w:t xml:space="preserve">  Set M has range 40 and IQR 6. Set N has range 24 and IQR 18.</w:t>
@@ -2222,7 +2227,7 @@
                 <w:rFonts w:ascii="Avenir Next" w:hAnsi="Avenir Next" w:cs="Avenir Next" w:eastAsia="Avenir Next"/>
                 <w:b/>
                 <w:color w:val="003A70"/>
-                <w:sz w:val="17"/>
+                <w:sz w:val="22"/>
                 <w:szCs w:val="17"/>
               </w:rPr>
               <w:t xml:space="preserve">Hint  </w:t>
@@ -2232,7 +2237,7 @@
                 <w:rFonts w:ascii="Avenir Next" w:hAnsi="Avenir Next" w:cs="Avenir Next" w:eastAsia="Avenir Next"/>
                 <w:i/>
                 <w:color w:val="5A5F66"/>
-                <w:sz w:val="17"/>
+                <w:sz w:val="22"/>
                 <w:szCs w:val="17"/>
               </w:rPr>
               <w:t xml:space="preserve">A range much bigger than the IQR points to an extreme value.</w:t>
@@ -2287,25 +2292,25 @@
                       <w:rFonts w:ascii="Avenir Next" w:hAnsi="Avenir Next" w:cs="Avenir Next" w:eastAsia="Avenir Next"/>
                       <w:b/>
                       <w:color w:val="003A70"/>
+                      <w:sz w:val="22"/>
+                      <w:szCs w:val="20"/>
+                    </w:rPr>
+                    <w:t xml:space="preserve">a.</w:t>
+                  </w:r>
+                  <w:r>
+                    <w:rPr>
+                      <w:rFonts w:ascii="Avenir Next" w:hAnsi="Avenir Next" w:cs="Avenir Next" w:eastAsia="Avenir Next"/>
+                      <w:color w:val="1A1A1A"/>
                       <w:sz w:val="20"/>
                       <w:szCs w:val="20"/>
                     </w:rPr>
-                    <w:t xml:space="preserve">a.</w:t>
-                  </w:r>
-                  <w:r>
-                    <w:rPr>
-                      <w:rFonts w:ascii="Avenir Next" w:hAnsi="Avenir Next" w:cs="Avenir Next" w:eastAsia="Avenir Next"/>
-                      <w:color w:val="1A1A1A"/>
-                      <w:sz w:val="20"/>
-                      <w:szCs w:val="20"/>
-                    </w:rPr>
                     <w:tab/>
                   </w:r>
                   <w:r>
                     <w:rPr>
                       <w:rFonts w:ascii="Avenir Next" w:hAnsi="Avenir Next" w:cs="Avenir Next" w:eastAsia="Avenir Next"/>
                       <w:color w:val="1A1A1A"/>
-                      <w:sz w:val="20"/>
+                      <w:sz w:val="22"/>
                       <w:szCs w:val="20"/>
                     </w:rPr>
                     <w:t xml:space="preserve">Wider middle half:</w:t>
@@ -2349,25 +2354,25 @@
                       <w:rFonts w:ascii="Avenir Next" w:hAnsi="Avenir Next" w:cs="Avenir Next" w:eastAsia="Avenir Next"/>
                       <w:b/>
                       <w:color w:val="003A70"/>
+                      <w:sz w:val="22"/>
+                      <w:szCs w:val="20"/>
+                    </w:rPr>
+                    <w:t xml:space="preserve">b.</w:t>
+                  </w:r>
+                  <w:r>
+                    <w:rPr>
+                      <w:rFonts w:ascii="Avenir Next" w:hAnsi="Avenir Next" w:cs="Avenir Next" w:eastAsia="Avenir Next"/>
+                      <w:color w:val="1A1A1A"/>
                       <w:sz w:val="20"/>
                       <w:szCs w:val="20"/>
                     </w:rPr>
-                    <w:t xml:space="preserve">b.</w:t>
-                  </w:r>
-                  <w:r>
-                    <w:rPr>
-                      <w:rFonts w:ascii="Avenir Next" w:hAnsi="Avenir Next" w:cs="Avenir Next" w:eastAsia="Avenir Next"/>
-                      <w:color w:val="1A1A1A"/>
-                      <w:sz w:val="20"/>
-                      <w:szCs w:val="20"/>
-                    </w:rPr>
                     <w:tab/>
                   </w:r>
                   <w:r>
                     <w:rPr>
                       <w:rFonts w:ascii="Avenir Next" w:hAnsi="Avenir Next" w:cs="Avenir Next" w:eastAsia="Avenir Next"/>
                       <w:color w:val="1A1A1A"/>
-                      <w:sz w:val="20"/>
+                      <w:sz w:val="22"/>
                       <w:szCs w:val="20"/>
                     </w:rPr>
                     <w:t xml:space="preserve">Likely has one unusual value:</w:t>
@@ -2397,7 +2402,7 @@
           </w:tbl>
           <w:p>
             <w:pPr>
-              <w:spacing w:before="0" w:after="0" w:line="24" w:lineRule="auto"/>
+              <w:spacing w:before="0" w:after="0" w:line="50" w:lineRule="exact"/>
             </w:pPr>
           </w:p>
         </w:tc>
@@ -2405,12 +2410,12 @@
     </w:tbl>
     <w:p>
       <w:pPr>
-        <w:spacing w:before="0" w:after="0" w:line="20" w:lineRule="exact"/>
+        <w:spacing w:before="0" w:after="0" w:line="50" w:lineRule="exact"/>
       </w:pPr>
     </w:p>
     <w:p>
       <w:pPr>
-        <w:spacing w:before="0" w:after="0" w:line="20" w:lineRule="exact"/>
+        <w:spacing w:before="0" w:after="0" w:line="50" w:lineRule="exact"/>
       </w:pPr>
     </w:p>
     <w:tbl>
@@ -2460,35 +2465,35 @@
                 <w:rFonts w:ascii="Avenir Next" w:hAnsi="Avenir Next" w:cs="Avenir Next" w:eastAsia="Avenir Next"/>
                 <w:b/>
                 <w:color w:val="1A1A1A"/>
+                <w:sz w:val="22"/>
+                <w:szCs w:val="20"/>
+              </w:rPr>
+              <w:t xml:space="preserve">7.</w:t>
+            </w:r>
+            <w:r>
+              <w:rPr>
+                <w:rFonts w:ascii="Avenir Next" w:hAnsi="Avenir Next" w:cs="Avenir Next" w:eastAsia="Avenir Next"/>
+                <w:color w:val="1A1A1A"/>
                 <w:sz w:val="20"/>
                 <w:szCs w:val="20"/>
               </w:rPr>
-              <w:t xml:space="preserve">7.</w:t>
-            </w:r>
-            <w:r>
-              <w:rPr>
-                <w:rFonts w:ascii="Avenir Next" w:hAnsi="Avenir Next" w:cs="Avenir Next" w:eastAsia="Avenir Next"/>
-                <w:color w:val="1A1A1A"/>
-                <w:sz w:val="20"/>
+              <w:tab/>
+            </w:r>
+            <w:r>
+              <w:rPr>
+                <w:rFonts w:ascii="Avenir Next" w:hAnsi="Avenir Next" w:cs="Avenir Next" w:eastAsia="Avenir Next"/>
+                <w:b/>
+                <w:color w:val="1A1A1A"/>
+                <w:sz w:val="22"/>
                 <w:szCs w:val="20"/>
               </w:rPr>
-              <w:tab/>
-            </w:r>
-            <w:r>
-              <w:rPr>
-                <w:rFonts w:ascii="Avenir Next" w:hAnsi="Avenir Next" w:cs="Avenir Next" w:eastAsia="Avenir Next"/>
-                <w:b/>
-                <w:color w:val="1A1A1A"/>
-                <w:sz w:val="20"/>
-                <w:szCs w:val="20"/>
-              </w:rPr>
               <w:t xml:space="preserve">Phone Batteries.</w:t>
             </w:r>
             <w:r>
               <w:rPr>
                 <w:rFonts w:ascii="Avenir Next" w:hAnsi="Avenir Next" w:cs="Avenir Next" w:eastAsia="Avenir Next"/>
                 <w:color w:val="1A1A1A"/>
-                <w:sz w:val="20"/>
+                <w:sz w:val="22"/>
                 <w:szCs w:val="20"/>
               </w:rPr>
               <w:t xml:space="preserve">  Phone 1 hours: 16, 20, 18, 24, 22, 26, 14. Phone 2 hours: 19, 21, 20, 23, 18, 24, 17.</w:t>
@@ -2545,25 +2550,25 @@
                       <w:rFonts w:ascii="Avenir Next" w:hAnsi="Avenir Next" w:cs="Avenir Next" w:eastAsia="Avenir Next"/>
                       <w:b/>
                       <w:color w:val="003A70"/>
+                      <w:sz w:val="22"/>
+                      <w:szCs w:val="20"/>
+                    </w:rPr>
+                    <w:t xml:space="preserve">a.</w:t>
+                  </w:r>
+                  <w:r>
+                    <w:rPr>
+                      <w:rFonts w:ascii="Avenir Next" w:hAnsi="Avenir Next" w:cs="Avenir Next" w:eastAsia="Avenir Next"/>
+                      <w:color w:val="1A1A1A"/>
                       <w:sz w:val="20"/>
                       <w:szCs w:val="20"/>
                     </w:rPr>
-                    <w:t xml:space="preserve">a.</w:t>
-                  </w:r>
-                  <w:r>
-                    <w:rPr>
-                      <w:rFonts w:ascii="Avenir Next" w:hAnsi="Avenir Next" w:cs="Avenir Next" w:eastAsia="Avenir Next"/>
-                      <w:color w:val="1A1A1A"/>
-                      <w:sz w:val="20"/>
-                      <w:szCs w:val="20"/>
-                    </w:rPr>
                     <w:tab/>
                   </w:r>
                   <w:r>
                     <w:rPr>
                       <w:rFonts w:ascii="Avenir Next" w:hAnsi="Avenir Next" w:cs="Avenir Next" w:eastAsia="Avenir Next"/>
                       <w:color w:val="1A1A1A"/>
-                      <w:sz w:val="20"/>
+                      <w:sz w:val="22"/>
                       <w:szCs w:val="20"/>
                     </w:rPr>
                     <w:t xml:space="preserve">Range 1:</w:t>
@@ -2607,25 +2612,25 @@
                       <w:rFonts w:ascii="Avenir Next" w:hAnsi="Avenir Next" w:cs="Avenir Next" w:eastAsia="Avenir Next"/>
                       <w:b/>
                       <w:color w:val="003A70"/>
+                      <w:sz w:val="22"/>
+                      <w:szCs w:val="20"/>
+                    </w:rPr>
+                    <w:t xml:space="preserve">b.</w:t>
+                  </w:r>
+                  <w:r>
+                    <w:rPr>
+                      <w:rFonts w:ascii="Avenir Next" w:hAnsi="Avenir Next" w:cs="Avenir Next" w:eastAsia="Avenir Next"/>
+                      <w:color w:val="1A1A1A"/>
                       <w:sz w:val="20"/>
                       <w:szCs w:val="20"/>
                     </w:rPr>
-                    <w:t xml:space="preserve">b.</w:t>
-                  </w:r>
-                  <w:r>
-                    <w:rPr>
-                      <w:rFonts w:ascii="Avenir Next" w:hAnsi="Avenir Next" w:cs="Avenir Next" w:eastAsia="Avenir Next"/>
-                      <w:color w:val="1A1A1A"/>
-                      <w:sz w:val="20"/>
-                      <w:szCs w:val="20"/>
-                    </w:rPr>
                     <w:tab/>
                   </w:r>
                   <w:r>
                     <w:rPr>
                       <w:rFonts w:ascii="Avenir Next" w:hAnsi="Avenir Next" w:cs="Avenir Next" w:eastAsia="Avenir Next"/>
                       <w:color w:val="1A1A1A"/>
-                      <w:sz w:val="20"/>
+                      <w:sz w:val="22"/>
                       <w:szCs w:val="20"/>
                     </w:rPr>
                     <w:t xml:space="preserve">IQR 1:</w:t>
@@ -2669,25 +2674,25 @@
                       <w:rFonts w:ascii="Avenir Next" w:hAnsi="Avenir Next" w:cs="Avenir Next" w:eastAsia="Avenir Next"/>
                       <w:b/>
                       <w:color w:val="003A70"/>
+                      <w:sz w:val="22"/>
+                      <w:szCs w:val="20"/>
+                    </w:rPr>
+                    <w:t xml:space="preserve">c.</w:t>
+                  </w:r>
+                  <w:r>
+                    <w:rPr>
+                      <w:rFonts w:ascii="Avenir Next" w:hAnsi="Avenir Next" w:cs="Avenir Next" w:eastAsia="Avenir Next"/>
+                      <w:color w:val="1A1A1A"/>
                       <w:sz w:val="20"/>
                       <w:szCs w:val="20"/>
                     </w:rPr>
-                    <w:t xml:space="preserve">c.</w:t>
-                  </w:r>
-                  <w:r>
-                    <w:rPr>
-                      <w:rFonts w:ascii="Avenir Next" w:hAnsi="Avenir Next" w:cs="Avenir Next" w:eastAsia="Avenir Next"/>
-                      <w:color w:val="1A1A1A"/>
-                      <w:sz w:val="20"/>
-                      <w:szCs w:val="20"/>
-                    </w:rPr>
                     <w:tab/>
                   </w:r>
                   <w:r>
                     <w:rPr>
                       <w:rFonts w:ascii="Avenir Next" w:hAnsi="Avenir Next" w:cs="Avenir Next" w:eastAsia="Avenir Next"/>
                       <w:color w:val="1A1A1A"/>
-                      <w:sz w:val="20"/>
+                      <w:sz w:val="22"/>
                       <w:szCs w:val="20"/>
                     </w:rPr>
                     <w:t xml:space="preserve">Range 2:</w:t>
@@ -2731,25 +2736,25 @@
                       <w:rFonts w:ascii="Avenir Next" w:hAnsi="Avenir Next" w:cs="Avenir Next" w:eastAsia="Avenir Next"/>
                       <w:b/>
                       <w:color w:val="003A70"/>
+                      <w:sz w:val="22"/>
+                      <w:szCs w:val="20"/>
+                    </w:rPr>
+                    <w:t xml:space="preserve">d.</w:t>
+                  </w:r>
+                  <w:r>
+                    <w:rPr>
+                      <w:rFonts w:ascii="Avenir Next" w:hAnsi="Avenir Next" w:cs="Avenir Next" w:eastAsia="Avenir Next"/>
+                      <w:color w:val="1A1A1A"/>
                       <w:sz w:val="20"/>
                       <w:szCs w:val="20"/>
                     </w:rPr>
-                    <w:t xml:space="preserve">d.</w:t>
-                  </w:r>
-                  <w:r>
-                    <w:rPr>
-                      <w:rFonts w:ascii="Avenir Next" w:hAnsi="Avenir Next" w:cs="Avenir Next" w:eastAsia="Avenir Next"/>
-                      <w:color w:val="1A1A1A"/>
-                      <w:sz w:val="20"/>
-                      <w:szCs w:val="20"/>
-                    </w:rPr>
                     <w:tab/>
                   </w:r>
                   <w:r>
                     <w:rPr>
                       <w:rFonts w:ascii="Avenir Next" w:hAnsi="Avenir Next" w:cs="Avenir Next" w:eastAsia="Avenir Next"/>
                       <w:color w:val="1A1A1A"/>
-                      <w:sz w:val="20"/>
+                      <w:sz w:val="22"/>
                       <w:szCs w:val="20"/>
                     </w:rPr>
                     <w:t xml:space="preserve">IQR 2:</w:t>
@@ -2779,7 +2784,7 @@
           </w:tbl>
           <w:p>
             <w:pPr>
-              <w:spacing w:before="0" w:after="0" w:line="24" w:lineRule="auto"/>
+              <w:spacing w:before="0" w:after="0" w:line="50" w:lineRule="exact"/>
             </w:pPr>
           </w:p>
         </w:tc>
@@ -2787,12 +2792,12 @@
     </w:tbl>
     <w:p>
       <w:pPr>
-        <w:spacing w:before="0" w:after="0" w:line="20" w:lineRule="exact"/>
+        <w:spacing w:before="0" w:after="0" w:line="50" w:lineRule="exact"/>
       </w:pPr>
     </w:p>
     <w:p>
       <w:pPr>
-        <w:spacing w:before="0" w:after="0" w:line="20" w:lineRule="exact"/>
+        <w:spacing w:before="0" w:after="0" w:line="50" w:lineRule="exact"/>
       </w:pPr>
     </w:p>
     <w:tbl>
@@ -2876,18 +2881,18 @@
                       <w:rFonts w:ascii="Avenir Next" w:hAnsi="Avenir Next" w:cs="Avenir Next" w:eastAsia="Avenir Next"/>
                       <w:b/>
                       <w:color w:val="1A1A1A"/>
+                      <w:sz w:val="22"/>
+                      <w:szCs w:val="20"/>
+                    </w:rPr>
+                    <w:t xml:space="preserve">8.</w:t>
+                  </w:r>
+                  <w:r>
+                    <w:rPr>
+                      <w:rFonts w:ascii="Avenir Next" w:hAnsi="Avenir Next" w:cs="Avenir Next" w:eastAsia="Avenir Next"/>
+                      <w:color w:val="1A1A1A"/>
                       <w:sz w:val="20"/>
                       <w:szCs w:val="20"/>
                     </w:rPr>
-                    <w:t xml:space="preserve">8.</w:t>
-                  </w:r>
-                  <w:r>
-                    <w:rPr>
-                      <w:rFonts w:ascii="Avenir Next" w:hAnsi="Avenir Next" w:cs="Avenir Next" w:eastAsia="Avenir Next"/>
-                      <w:color w:val="1A1A1A"/>
-                      <w:sz w:val="20"/>
-                      <w:szCs w:val="20"/>
-                    </w:rPr>
                     <w:tab/>
                   </w:r>
                   <w:r>
@@ -2895,7 +2900,7 @@
                       <w:rFonts w:ascii="Avenir Next" w:hAnsi="Avenir Next" w:cs="Avenir Next" w:eastAsia="Avenir Next"/>
                       <w:b/>
                       <w:color w:val="1A1A1A"/>
-                      <w:sz w:val="20"/>
+                      <w:sz w:val="22"/>
                       <w:szCs w:val="20"/>
                     </w:rPr>
                     <w:t xml:space="preserve">Choosing a Bus.  </w:t>
@@ -2904,7 +2909,7 @@
                     <w:rPr>
                       <w:rFonts w:ascii="Avenir Next" w:hAnsi="Avenir Next" w:cs="Avenir Next" w:eastAsia="Avenir Next"/>
                       <w:color w:val="1A1A1A"/>
-                      <w:sz w:val="20"/>
+                      <w:sz w:val="22"/>
                       <w:szCs w:val="20"/>
                     </w:rPr>
                     <w:t xml:space="preserve">The box plots show how many minutes late each bus was.</w:t>
@@ -2924,25 +2929,25 @@
                       <w:rFonts w:ascii="Avenir Next" w:hAnsi="Avenir Next" w:cs="Avenir Next" w:eastAsia="Avenir Next"/>
                       <w:b/>
                       <w:color w:val="003A70"/>
+                      <w:sz w:val="22"/>
+                      <w:szCs w:val="20"/>
+                    </w:rPr>
+                    <w:t xml:space="preserve">a.</w:t>
+                  </w:r>
+                  <w:r>
+                    <w:rPr>
+                      <w:rFonts w:ascii="Avenir Next" w:hAnsi="Avenir Next" w:cs="Avenir Next" w:eastAsia="Avenir Next"/>
+                      <w:color w:val="1A1A1A"/>
                       <w:sz w:val="20"/>
                       <w:szCs w:val="20"/>
                     </w:rPr>
-                    <w:t xml:space="preserve">a.</w:t>
-                  </w:r>
-                  <w:r>
-                    <w:rPr>
-                      <w:rFonts w:ascii="Avenir Next" w:hAnsi="Avenir Next" w:cs="Avenir Next" w:eastAsia="Avenir Next"/>
-                      <w:color w:val="1A1A1A"/>
-                      <w:sz w:val="20"/>
-                      <w:szCs w:val="20"/>
-                    </w:rPr>
                     <w:tab/>
                   </w:r>
                   <w:r>
                     <w:rPr>
                       <w:rFonts w:ascii="Avenir Next" w:hAnsi="Avenir Next" w:cs="Avenir Next" w:eastAsia="Avenir Next"/>
                       <w:color w:val="1A1A1A"/>
-                      <w:sz w:val="20"/>
+                      <w:sz w:val="22"/>
                       <w:szCs w:val="20"/>
                     </w:rPr>
                     <w:t xml:space="preserve">IQR of Bus 1:</w:t>
@@ -2981,25 +2986,25 @@
                       <w:rFonts w:ascii="Avenir Next" w:hAnsi="Avenir Next" w:cs="Avenir Next" w:eastAsia="Avenir Next"/>
                       <w:b/>
                       <w:color w:val="003A70"/>
+                      <w:sz w:val="22"/>
+                      <w:szCs w:val="20"/>
+                    </w:rPr>
+                    <w:t xml:space="preserve">b.</w:t>
+                  </w:r>
+                  <w:r>
+                    <w:rPr>
+                      <w:rFonts w:ascii="Avenir Next" w:hAnsi="Avenir Next" w:cs="Avenir Next" w:eastAsia="Avenir Next"/>
+                      <w:color w:val="1A1A1A"/>
                       <w:sz w:val="20"/>
                       <w:szCs w:val="20"/>
                     </w:rPr>
-                    <w:t xml:space="preserve">b.</w:t>
-                  </w:r>
-                  <w:r>
-                    <w:rPr>
-                      <w:rFonts w:ascii="Avenir Next" w:hAnsi="Avenir Next" w:cs="Avenir Next" w:eastAsia="Avenir Next"/>
-                      <w:color w:val="1A1A1A"/>
-                      <w:sz w:val="20"/>
-                      <w:szCs w:val="20"/>
-                    </w:rPr>
                     <w:tab/>
                   </w:r>
                   <w:r>
                     <w:rPr>
                       <w:rFonts w:ascii="Avenir Next" w:hAnsi="Avenir Next" w:cs="Avenir Next" w:eastAsia="Avenir Next"/>
                       <w:color w:val="1A1A1A"/>
-                      <w:sz w:val="20"/>
+                      <w:sz w:val="22"/>
                       <w:szCs w:val="20"/>
                     </w:rPr>
                     <w:t xml:space="preserve">IQR of Bus 2:</w:t>
@@ -3038,25 +3043,25 @@
                       <w:rFonts w:ascii="Avenir Next" w:hAnsi="Avenir Next" w:cs="Avenir Next" w:eastAsia="Avenir Next"/>
                       <w:b/>
                       <w:color w:val="003A70"/>
+                      <w:sz w:val="22"/>
+                      <w:szCs w:val="20"/>
+                    </w:rPr>
+                    <w:t xml:space="preserve">c.</w:t>
+                  </w:r>
+                  <w:r>
+                    <w:rPr>
+                      <w:rFonts w:ascii="Avenir Next" w:hAnsi="Avenir Next" w:cs="Avenir Next" w:eastAsia="Avenir Next"/>
+                      <w:color w:val="1A1A1A"/>
                       <w:sz w:val="20"/>
                       <w:szCs w:val="20"/>
                     </w:rPr>
-                    <w:t xml:space="preserve">c.</w:t>
-                  </w:r>
-                  <w:r>
-                    <w:rPr>
-                      <w:rFonts w:ascii="Avenir Next" w:hAnsi="Avenir Next" w:cs="Avenir Next" w:eastAsia="Avenir Next"/>
-                      <w:color w:val="1A1A1A"/>
-                      <w:sz w:val="20"/>
-                      <w:szCs w:val="20"/>
-                    </w:rPr>
                     <w:tab/>
                   </w:r>
                   <w:r>
                     <w:rPr>
                       <w:rFonts w:ascii="Avenir Next" w:hAnsi="Avenir Next" w:cs="Avenir Next" w:eastAsia="Avenir Next"/>
                       <w:color w:val="1A1A1A"/>
-                      <w:sz w:val="20"/>
+                      <w:sz w:val="22"/>
                       <w:szCs w:val="20"/>
                     </w:rPr>
                     <w:t xml:space="preserve">More predictable:</w:t>
@@ -3095,25 +3100,25 @@
                       <w:rFonts w:ascii="Avenir Next" w:hAnsi="Avenir Next" w:cs="Avenir Next" w:eastAsia="Avenir Next"/>
                       <w:b/>
                       <w:color w:val="003A70"/>
+                      <w:sz w:val="22"/>
+                      <w:szCs w:val="20"/>
+                    </w:rPr>
+                    <w:t xml:space="preserve">d.</w:t>
+                  </w:r>
+                  <w:r>
+                    <w:rPr>
+                      <w:rFonts w:ascii="Avenir Next" w:hAnsi="Avenir Next" w:cs="Avenir Next" w:eastAsia="Avenir Next"/>
+                      <w:color w:val="1A1A1A"/>
                       <w:sz w:val="20"/>
                       <w:szCs w:val="20"/>
                     </w:rPr>
-                    <w:t xml:space="preserve">d.</w:t>
-                  </w:r>
-                  <w:r>
-                    <w:rPr>
-                      <w:rFonts w:ascii="Avenir Next" w:hAnsi="Avenir Next" w:cs="Avenir Next" w:eastAsia="Avenir Next"/>
-                      <w:color w:val="1A1A1A"/>
-                      <w:sz w:val="20"/>
-                      <w:szCs w:val="20"/>
-                    </w:rPr>
                     <w:tab/>
                   </w:r>
                   <w:r>
                     <w:rPr>
                       <w:rFonts w:ascii="Avenir Next" w:hAnsi="Avenir Next" w:cs="Avenir Next" w:eastAsia="Avenir Next"/>
                       <w:color w:val="1A1A1A"/>
-                      <w:sz w:val="20"/>
+                      <w:sz w:val="22"/>
                       <w:szCs w:val="20"/>
                     </w:rPr>
                     <w:t xml:space="preserve">Bus 2 is sometimes almost on time. Why might you still choose Bus 1?</w:t>
@@ -3134,7 +3139,7 @@
                     <w:drawing>
                       <wp:inline distT="0" distB="0" distL="0" distR="0">
                         <wp:extent cx="2743200" cy="1581912"/>
-                        <wp:docPr id="1" name="Figure 1"/>
+                        <wp:docPr id="1" name="Figure 1" descr="Box plot. Axis: Minutes late, 0 to 40; ticks every 2. Plots shown: five: 6, 9, 11, 13, 15; name: Bus 1, five: 0, 3, 10, 18, 40; name: Bus 2."/>
                         <a:graphic xmlns:a="http://schemas.openxmlformats.org/drawingml/2006/main">
                           <a:graphicData uri="http://schemas.openxmlformats.org/drawingml/2006/picture">
                             <pic:pic xmlns:pic="http://schemas.openxmlformats.org/drawingml/2006/picture">
@@ -3169,7 +3174,7 @@
           </w:tbl>
           <w:p>
             <w:pPr>
-              <w:spacing w:before="0" w:after="0" w:line="24" w:lineRule="auto"/>
+              <w:spacing w:before="0" w:after="0" w:line="50" w:lineRule="exact"/>
             </w:pPr>
           </w:p>
         </w:tc>
@@ -3177,11 +3182,12 @@
     </w:tbl>
     <w:p>
       <w:pPr>
-        <w:spacing w:before="0" w:after="0" w:line="20" w:lineRule="exact"/>
+        <w:spacing w:before="0" w:after="0" w:line="50" w:lineRule="exact"/>
       </w:pPr>
     </w:p>
     <w:p>
       <w:pPr>
+        <w:pStyle w:val="Heading2"/>
         <w:keepNext/>
         <w:pBdr>
           <w:bottom w:val="single" w:sz="8" w:space="3" w:color="003A70"/>
@@ -3197,7 +3203,7 @@
           <w:b/>
           <w:color w:val="003A70"/>
           <w:spacing w:val="14"/>
-          <w:sz w:val="19"/>
+          <w:sz w:val="22"/>
           <w:szCs w:val="19"/>
         </w:rPr>
         <w:t xml:space="preserve">FIND THE ERROR</w:t>
@@ -3216,7 +3222,7 @@
           <w:rFonts w:ascii="Avenir Next" w:hAnsi="Avenir Next" w:cs="Avenir Next" w:eastAsia="Avenir Next"/>
           <w:i/>
           <w:color w:val="5A5F66"/>
-          <w:sz w:val="17"/>
+          <w:sz w:val="22"/>
           <w:szCs w:val="17"/>
         </w:rPr>
         <w:t xml:space="preserve">explain the mistake, then fix it</w:t>
@@ -3224,7 +3230,7 @@
     </w:p>
     <w:p>
       <w:pPr>
-        <w:spacing w:before="0" w:after="0" w:line="20" w:lineRule="exact"/>
+        <w:spacing w:before="0" w:after="0" w:line="50" w:lineRule="exact"/>
       </w:pPr>
     </w:p>
     <w:tbl>
@@ -3274,35 +3280,35 @@
                 <w:rFonts w:ascii="Avenir Next" w:hAnsi="Avenir Next" w:cs="Avenir Next" w:eastAsia="Avenir Next"/>
                 <w:b/>
                 <w:color w:val="1A1A1A"/>
+                <w:sz w:val="22"/>
+                <w:szCs w:val="20"/>
+              </w:rPr>
+              <w:t xml:space="preserve">9.</w:t>
+            </w:r>
+            <w:r>
+              <w:rPr>
+                <w:rFonts w:ascii="Avenir Next" w:hAnsi="Avenir Next" w:cs="Avenir Next" w:eastAsia="Avenir Next"/>
+                <w:color w:val="1A1A1A"/>
                 <w:sz w:val="20"/>
                 <w:szCs w:val="20"/>
               </w:rPr>
-              <w:t xml:space="preserve">9.</w:t>
-            </w:r>
-            <w:r>
-              <w:rPr>
-                <w:rFonts w:ascii="Avenir Next" w:hAnsi="Avenir Next" w:cs="Avenir Next" w:eastAsia="Avenir Next"/>
-                <w:color w:val="1A1A1A"/>
-                <w:sz w:val="20"/>
+              <w:tab/>
+            </w:r>
+            <w:r>
+              <w:rPr>
+                <w:rFonts w:ascii="Avenir Next" w:hAnsi="Avenir Next" w:cs="Avenir Next" w:eastAsia="Avenir Next"/>
+                <w:b/>
+                <w:color w:val="1A1A1A"/>
+                <w:sz w:val="22"/>
                 <w:szCs w:val="20"/>
               </w:rPr>
-              <w:tab/>
-            </w:r>
-            <w:r>
-              <w:rPr>
-                <w:rFonts w:ascii="Avenir Next" w:hAnsi="Avenir Next" w:cs="Avenir Next" w:eastAsia="Avenir Next"/>
-                <w:b/>
-                <w:color w:val="1A1A1A"/>
-                <w:sz w:val="20"/>
-                <w:szCs w:val="20"/>
-              </w:rPr>
               <w:t xml:space="preserve">Harlan’s Work.  </w:t>
             </w:r>
             <w:r>
               <w:rPr>
                 <w:rFonts w:ascii="Avenir Next" w:hAnsi="Avenir Next" w:cs="Avenir Next" w:eastAsia="Avenir Next"/>
                 <w:color w:val="1A1A1A"/>
-                <w:sz w:val="20"/>
+                <w:sz w:val="22"/>
                 <w:szCs w:val="20"/>
               </w:rPr>
               <w:t xml:space="preserve">Harlan wrote: “Set A has the greater IQR, so Set A must have the greater range too.” Explain the mistake.</w:t>
@@ -3348,7 +3354,7 @@
                 </w:tcPr>
                 <w:p>
                   <w:pPr>
-                    <w:spacing w:before="0" w:after="0" w:line="240" w:lineRule="auto"/>
+                    <w:spacing w:before="0" w:after="0" w:line="50" w:lineRule="exact"/>
                   </w:pPr>
                 </w:p>
               </w:tc>
@@ -3368,7 +3374,7 @@
                 </w:tcPr>
                 <w:p>
                   <w:pPr>
-                    <w:spacing w:before="0" w:after="0" w:line="240" w:lineRule="auto"/>
+                    <w:spacing w:before="0" w:after="0" w:line="50" w:lineRule="exact"/>
                   </w:pPr>
                 </w:p>
               </w:tc>
@@ -3376,7 +3382,7 @@
           </w:tbl>
           <w:p>
             <w:pPr>
-              <w:spacing w:before="0" w:after="0" w:line="24" w:lineRule="auto"/>
+              <w:spacing w:before="0" w:after="0" w:line="50" w:lineRule="exact"/>
             </w:pPr>
           </w:p>
         </w:tc>
@@ -3384,11 +3390,12 @@
     </w:tbl>
     <w:p>
       <w:pPr>
-        <w:spacing w:before="0" w:after="0" w:line="20" w:lineRule="exact"/>
+        <w:spacing w:before="0" w:after="0" w:line="50" w:lineRule="exact"/>
       </w:pPr>
     </w:p>
     <w:p>
       <w:pPr>
+        <w:pStyle w:val="Heading2"/>
         <w:keepNext/>
         <w:pBdr>
           <w:bottom w:val="single" w:sz="8" w:space="3" w:color="003A70"/>
@@ -3404,7 +3411,7 @@
           <w:b/>
           <w:color w:val="003A70"/>
           <w:spacing w:val="14"/>
-          <w:sz w:val="19"/>
+          <w:sz w:val="22"/>
           <w:szCs w:val="19"/>
         </w:rPr>
         <w:t xml:space="preserve">TEST PRACTICE</w:t>
@@ -3423,7 +3430,7 @@
           <w:rFonts w:ascii="Avenir Next" w:hAnsi="Avenir Next" w:cs="Avenir Next" w:eastAsia="Avenir Next"/>
           <w:i/>
           <w:color w:val="5A5F66"/>
-          <w:sz w:val="17"/>
+          <w:sz w:val="22"/>
           <w:szCs w:val="17"/>
         </w:rPr>
         <w:t xml:space="preserve">choose the best answer</w:t>
@@ -3431,7 +3438,7 @@
     </w:p>
     <w:p>
       <w:pPr>
-        <w:spacing w:before="0" w:after="0" w:line="20" w:lineRule="exact"/>
+        <w:spacing w:before="0" w:after="0" w:line="50" w:lineRule="exact"/>
       </w:pPr>
     </w:p>
     <w:tbl>
@@ -3481,25 +3488,25 @@
                 <w:rFonts w:ascii="Avenir Next" w:hAnsi="Avenir Next" w:cs="Avenir Next" w:eastAsia="Avenir Next"/>
                 <w:b/>
                 <w:color w:val="1A1A1A"/>
+                <w:sz w:val="22"/>
+                <w:szCs w:val="20"/>
+              </w:rPr>
+              <w:t xml:space="preserve">10.</w:t>
+            </w:r>
+            <w:r>
+              <w:rPr>
+                <w:rFonts w:ascii="Avenir Next" w:hAnsi="Avenir Next" w:cs="Avenir Next" w:eastAsia="Avenir Next"/>
+                <w:color w:val="1A1A1A"/>
                 <w:sz w:val="20"/>
                 <w:szCs w:val="20"/>
               </w:rPr>
-              <w:t xml:space="preserve">10.</w:t>
-            </w:r>
-            <w:r>
-              <w:rPr>
-                <w:rFonts w:ascii="Avenir Next" w:hAnsi="Avenir Next" w:cs="Avenir Next" w:eastAsia="Avenir Next"/>
-                <w:color w:val="1A1A1A"/>
-                <w:sz w:val="20"/>
-                <w:szCs w:val="20"/>
-              </w:rPr>
               <w:tab/>
             </w:r>
             <w:r>
               <w:rPr>
                 <w:rFonts w:ascii="Avenir Next" w:hAnsi="Avenir Next" w:cs="Avenir Next" w:eastAsia="Avenir Next"/>
                 <w:color w:val="1A1A1A"/>
-                <w:sz w:val="20"/>
+                <w:sz w:val="22"/>
                 <w:szCs w:val="20"/>
               </w:rPr>
               <w:t xml:space="preserve">A smaller IQR means the middle half of the data is —</w:t>
@@ -3555,25 +3562,25 @@
                       <w:rFonts w:ascii="Avenir Next" w:hAnsi="Avenir Next" w:cs="Avenir Next" w:eastAsia="Avenir Next"/>
                       <w:b/>
                       <w:color w:val="003A70"/>
+                      <w:sz w:val="22"/>
+                      <w:szCs w:val="19"/>
+                    </w:rPr>
+                    <w:t xml:space="preserve">A</w:t>
+                  </w:r>
+                  <w:r>
+                    <w:rPr>
+                      <w:rFonts w:ascii="Avenir Next" w:hAnsi="Avenir Next" w:cs="Avenir Next" w:eastAsia="Avenir Next"/>
+                      <w:color w:val="1A1A1A"/>
                       <w:sz w:val="19"/>
                       <w:szCs w:val="19"/>
                     </w:rPr>
-                    <w:t xml:space="preserve">A</w:t>
-                  </w:r>
-                  <w:r>
-                    <w:rPr>
-                      <w:rFonts w:ascii="Avenir Next" w:hAnsi="Avenir Next" w:cs="Avenir Next" w:eastAsia="Avenir Next"/>
-                      <w:color w:val="1A1A1A"/>
-                      <w:sz w:val="19"/>
-                      <w:szCs w:val="19"/>
-                    </w:rPr>
                     <w:tab/>
                   </w:r>
                   <w:r>
                     <w:rPr>
                       <w:rFonts w:ascii="Avenir Next" w:hAnsi="Avenir Next" w:cs="Avenir Next" w:eastAsia="Avenir Next"/>
                       <w:color w:val="1A1A1A"/>
-                      <w:sz w:val="19"/>
+                      <w:sz w:val="22"/>
                       <w:szCs w:val="19"/>
                     </w:rPr>
                     <w:t xml:space="preserve">more spread out</w:t>
@@ -3598,25 +3605,25 @@
                       <w:rFonts w:ascii="Avenir Next" w:hAnsi="Avenir Next" w:cs="Avenir Next" w:eastAsia="Avenir Next"/>
                       <w:b/>
                       <w:color w:val="003A70"/>
+                      <w:sz w:val="22"/>
+                      <w:szCs w:val="19"/>
+                    </w:rPr>
+                    <w:t xml:space="preserve">B</w:t>
+                  </w:r>
+                  <w:r>
+                    <w:rPr>
+                      <w:rFonts w:ascii="Avenir Next" w:hAnsi="Avenir Next" w:cs="Avenir Next" w:eastAsia="Avenir Next"/>
+                      <w:color w:val="1A1A1A"/>
                       <w:sz w:val="19"/>
                       <w:szCs w:val="19"/>
                     </w:rPr>
-                    <w:t xml:space="preserve">B</w:t>
-                  </w:r>
-                  <w:r>
-                    <w:rPr>
-                      <w:rFonts w:ascii="Avenir Next" w:hAnsi="Avenir Next" w:cs="Avenir Next" w:eastAsia="Avenir Next"/>
-                      <w:color w:val="1A1A1A"/>
-                      <w:sz w:val="19"/>
-                      <w:szCs w:val="19"/>
-                    </w:rPr>
                     <w:tab/>
                   </w:r>
                   <w:r>
                     <w:rPr>
                       <w:rFonts w:ascii="Avenir Next" w:hAnsi="Avenir Next" w:cs="Avenir Next" w:eastAsia="Avenir Next"/>
                       <w:color w:val="1A1A1A"/>
-                      <w:sz w:val="19"/>
+                      <w:sz w:val="22"/>
                       <w:szCs w:val="19"/>
                     </w:rPr>
                     <w:t xml:space="preserve">closer together</w:t>
@@ -3641,25 +3648,25 @@
                       <w:rFonts w:ascii="Avenir Next" w:hAnsi="Avenir Next" w:cs="Avenir Next" w:eastAsia="Avenir Next"/>
                       <w:b/>
                       <w:color w:val="003A70"/>
+                      <w:sz w:val="22"/>
+                      <w:szCs w:val="19"/>
+                    </w:rPr>
+                    <w:t xml:space="preserve">C</w:t>
+                  </w:r>
+                  <w:r>
+                    <w:rPr>
+                      <w:rFonts w:ascii="Avenir Next" w:hAnsi="Avenir Next" w:cs="Avenir Next" w:eastAsia="Avenir Next"/>
+                      <w:color w:val="1A1A1A"/>
                       <w:sz w:val="19"/>
                       <w:szCs w:val="19"/>
                     </w:rPr>
-                    <w:t xml:space="preserve">C</w:t>
-                  </w:r>
-                  <w:r>
-                    <w:rPr>
-                      <w:rFonts w:ascii="Avenir Next" w:hAnsi="Avenir Next" w:cs="Avenir Next" w:eastAsia="Avenir Next"/>
-                      <w:color w:val="1A1A1A"/>
-                      <w:sz w:val="19"/>
-                      <w:szCs w:val="19"/>
-                    </w:rPr>
                     <w:tab/>
                   </w:r>
                   <w:r>
                     <w:rPr>
                       <w:rFonts w:ascii="Avenir Next" w:hAnsi="Avenir Next" w:cs="Avenir Next" w:eastAsia="Avenir Next"/>
                       <w:color w:val="1A1A1A"/>
-                      <w:sz w:val="19"/>
+                      <w:sz w:val="22"/>
                       <w:szCs w:val="19"/>
                     </w:rPr>
                     <w:t xml:space="preserve">greater</w:t>
@@ -3684,25 +3691,25 @@
                       <w:rFonts w:ascii="Avenir Next" w:hAnsi="Avenir Next" w:cs="Avenir Next" w:eastAsia="Avenir Next"/>
                       <w:b/>
                       <w:color w:val="003A70"/>
+                      <w:sz w:val="22"/>
+                      <w:szCs w:val="19"/>
+                    </w:rPr>
+                    <w:t xml:space="preserve">D</w:t>
+                  </w:r>
+                  <w:r>
+                    <w:rPr>
+                      <w:rFonts w:ascii="Avenir Next" w:hAnsi="Avenir Next" w:cs="Avenir Next" w:eastAsia="Avenir Next"/>
+                      <w:color w:val="1A1A1A"/>
                       <w:sz w:val="19"/>
                       <w:szCs w:val="19"/>
                     </w:rPr>
-                    <w:t xml:space="preserve">D</w:t>
-                  </w:r>
-                  <w:r>
-                    <w:rPr>
-                      <w:rFonts w:ascii="Avenir Next" w:hAnsi="Avenir Next" w:cs="Avenir Next" w:eastAsia="Avenir Next"/>
-                      <w:color w:val="1A1A1A"/>
-                      <w:sz w:val="19"/>
-                      <w:szCs w:val="19"/>
-                    </w:rPr>
                     <w:tab/>
                   </w:r>
                   <w:r>
                     <w:rPr>
                       <w:rFonts w:ascii="Avenir Next" w:hAnsi="Avenir Next" w:cs="Avenir Next" w:eastAsia="Avenir Next"/>
                       <w:color w:val="1A1A1A"/>
-                      <w:sz w:val="19"/>
+                      <w:sz w:val="22"/>
                       <w:szCs w:val="19"/>
                     </w:rPr>
                     <w:t xml:space="preserve">missing values</w:t>
@@ -3713,7 +3720,7 @@
           </w:tbl>
           <w:p>
             <w:pPr>
-              <w:spacing w:before="0" w:after="0" w:line="24" w:lineRule="auto"/>
+              <w:spacing w:before="0" w:after="0" w:line="50" w:lineRule="exact"/>
             </w:pPr>
           </w:p>
         </w:tc>
@@ -3721,12 +3728,12 @@
     </w:tbl>
     <w:p>
       <w:pPr>
-        <w:spacing w:before="0" w:after="0" w:line="20" w:lineRule="exact"/>
+        <w:spacing w:before="0" w:after="0" w:line="50" w:lineRule="exact"/>
       </w:pPr>
     </w:p>
     <w:p>
       <w:pPr>
-        <w:spacing w:before="0" w:after="0" w:line="20" w:lineRule="exact"/>
+        <w:spacing w:before="0" w:after="0" w:line="50" w:lineRule="exact"/>
       </w:pPr>
     </w:p>
     <w:tbl>
@@ -3776,25 +3783,25 @@
                 <w:rFonts w:ascii="Avenir Next" w:hAnsi="Avenir Next" w:cs="Avenir Next" w:eastAsia="Avenir Next"/>
                 <w:b/>
                 <w:color w:val="1A1A1A"/>
+                <w:sz w:val="22"/>
+                <w:szCs w:val="20"/>
+              </w:rPr>
+              <w:t xml:space="preserve">11.</w:t>
+            </w:r>
+            <w:r>
+              <w:rPr>
+                <w:rFonts w:ascii="Avenir Next" w:hAnsi="Avenir Next" w:cs="Avenir Next" w:eastAsia="Avenir Next"/>
+                <w:color w:val="1A1A1A"/>
                 <w:sz w:val="20"/>
                 <w:szCs w:val="20"/>
               </w:rPr>
-              <w:t xml:space="preserve">11.</w:t>
-            </w:r>
-            <w:r>
-              <w:rPr>
-                <w:rFonts w:ascii="Avenir Next" w:hAnsi="Avenir Next" w:cs="Avenir Next" w:eastAsia="Avenir Next"/>
-                <w:color w:val="1A1A1A"/>
-                <w:sz w:val="20"/>
-                <w:szCs w:val="20"/>
-              </w:rPr>
               <w:tab/>
             </w:r>
             <w:r>
               <w:rPr>
                 <w:rFonts w:ascii="Avenir Next" w:hAnsi="Avenir Next" w:cs="Avenir Next" w:eastAsia="Avenir Next"/>
                 <w:color w:val="1A1A1A"/>
-                <w:sz w:val="20"/>
+                <w:sz w:val="22"/>
                 <w:szCs w:val="20"/>
               </w:rPr>
               <w:t xml:space="preserve">A range much larger than the IQR suggests —</w:t>
@@ -3850,25 +3857,25 @@
                       <w:rFonts w:ascii="Avenir Next" w:hAnsi="Avenir Next" w:cs="Avenir Next" w:eastAsia="Avenir Next"/>
                       <w:b/>
                       <w:color w:val="003A70"/>
+                      <w:sz w:val="22"/>
+                      <w:szCs w:val="19"/>
+                    </w:rPr>
+                    <w:t xml:space="preserve">A</w:t>
+                  </w:r>
+                  <w:r>
+                    <w:rPr>
+                      <w:rFonts w:ascii="Avenir Next" w:hAnsi="Avenir Next" w:cs="Avenir Next" w:eastAsia="Avenir Next"/>
+                      <w:color w:val="1A1A1A"/>
                       <w:sz w:val="19"/>
                       <w:szCs w:val="19"/>
                     </w:rPr>
-                    <w:t xml:space="preserve">A</w:t>
-                  </w:r>
-                  <w:r>
-                    <w:rPr>
-                      <w:rFonts w:ascii="Avenir Next" w:hAnsi="Avenir Next" w:cs="Avenir Next" w:eastAsia="Avenir Next"/>
-                      <w:color w:val="1A1A1A"/>
-                      <w:sz w:val="19"/>
-                      <w:szCs w:val="19"/>
-                    </w:rPr>
                     <w:tab/>
                   </w:r>
                   <w:r>
                     <w:rPr>
                       <w:rFonts w:ascii="Avenir Next" w:hAnsi="Avenir Next" w:cs="Avenir Next" w:eastAsia="Avenir Next"/>
                       <w:color w:val="1A1A1A"/>
-                      <w:sz w:val="19"/>
+                      <w:sz w:val="22"/>
                       <w:szCs w:val="19"/>
                     </w:rPr>
                     <w:t xml:space="preserve">an extreme value</w:t>
@@ -3893,25 +3900,25 @@
                       <w:rFonts w:ascii="Avenir Next" w:hAnsi="Avenir Next" w:cs="Avenir Next" w:eastAsia="Avenir Next"/>
                       <w:b/>
                       <w:color w:val="003A70"/>
+                      <w:sz w:val="22"/>
+                      <w:szCs w:val="19"/>
+                    </w:rPr>
+                    <w:t xml:space="preserve">B</w:t>
+                  </w:r>
+                  <w:r>
+                    <w:rPr>
+                      <w:rFonts w:ascii="Avenir Next" w:hAnsi="Avenir Next" w:cs="Avenir Next" w:eastAsia="Avenir Next"/>
+                      <w:color w:val="1A1A1A"/>
                       <w:sz w:val="19"/>
                       <w:szCs w:val="19"/>
                     </w:rPr>
-                    <w:t xml:space="preserve">B</w:t>
-                  </w:r>
-                  <w:r>
-                    <w:rPr>
-                      <w:rFonts w:ascii="Avenir Next" w:hAnsi="Avenir Next" w:cs="Avenir Next" w:eastAsia="Avenir Next"/>
-                      <w:color w:val="1A1A1A"/>
-                      <w:sz w:val="19"/>
-                      <w:szCs w:val="19"/>
-                    </w:rPr>
                     <w:tab/>
                   </w:r>
                   <w:r>
                     <w:rPr>
                       <w:rFonts w:ascii="Avenir Next" w:hAnsi="Avenir Next" w:cs="Avenir Next" w:eastAsia="Avenir Next"/>
                       <w:color w:val="1A1A1A"/>
-                      <w:sz w:val="19"/>
+                      <w:sz w:val="22"/>
                       <w:szCs w:val="19"/>
                     </w:rPr>
                     <w:t xml:space="preserve">no variability</w:t>
@@ -3936,25 +3943,25 @@
                       <w:rFonts w:ascii="Avenir Next" w:hAnsi="Avenir Next" w:cs="Avenir Next" w:eastAsia="Avenir Next"/>
                       <w:b/>
                       <w:color w:val="003A70"/>
+                      <w:sz w:val="22"/>
+                      <w:szCs w:val="19"/>
+                    </w:rPr>
+                    <w:t xml:space="preserve">C</w:t>
+                  </w:r>
+                  <w:r>
+                    <w:rPr>
+                      <w:rFonts w:ascii="Avenir Next" w:hAnsi="Avenir Next" w:cs="Avenir Next" w:eastAsia="Avenir Next"/>
+                      <w:color w:val="1A1A1A"/>
                       <w:sz w:val="19"/>
                       <w:szCs w:val="19"/>
                     </w:rPr>
-                    <w:t xml:space="preserve">C</w:t>
-                  </w:r>
-                  <w:r>
-                    <w:rPr>
-                      <w:rFonts w:ascii="Avenir Next" w:hAnsi="Avenir Next" w:cs="Avenir Next" w:eastAsia="Avenir Next"/>
-                      <w:color w:val="1A1A1A"/>
-                      <w:sz w:val="19"/>
-                      <w:szCs w:val="19"/>
-                    </w:rPr>
                     <w:tab/>
                   </w:r>
                   <w:r>
                     <w:rPr>
                       <w:rFonts w:ascii="Avenir Next" w:hAnsi="Avenir Next" w:cs="Avenir Next" w:eastAsia="Avenir Next"/>
                       <w:color w:val="1A1A1A"/>
-                      <w:sz w:val="19"/>
+                      <w:sz w:val="22"/>
                       <w:szCs w:val="19"/>
                     </w:rPr>
                     <w:t xml:space="preserve">equal quartiles</w:t>
@@ -3979,25 +3986,25 @@
                       <w:rFonts w:ascii="Avenir Next" w:hAnsi="Avenir Next" w:cs="Avenir Next" w:eastAsia="Avenir Next"/>
                       <w:b/>
                       <w:color w:val="003A70"/>
+                      <w:sz w:val="22"/>
+                      <w:szCs w:val="19"/>
+                    </w:rPr>
+                    <w:t xml:space="preserve">D</w:t>
+                  </w:r>
+                  <w:r>
+                    <w:rPr>
+                      <w:rFonts w:ascii="Avenir Next" w:hAnsi="Avenir Next" w:cs="Avenir Next" w:eastAsia="Avenir Next"/>
+                      <w:color w:val="1A1A1A"/>
                       <w:sz w:val="19"/>
                       <w:szCs w:val="19"/>
                     </w:rPr>
-                    <w:t xml:space="preserve">D</w:t>
-                  </w:r>
-                  <w:r>
-                    <w:rPr>
-                      <w:rFonts w:ascii="Avenir Next" w:hAnsi="Avenir Next" w:cs="Avenir Next" w:eastAsia="Avenir Next"/>
-                      <w:color w:val="1A1A1A"/>
-                      <w:sz w:val="19"/>
-                      <w:szCs w:val="19"/>
-                    </w:rPr>
                     <w:tab/>
                   </w:r>
                   <w:r>
                     <w:rPr>
                       <w:rFonts w:ascii="Avenir Next" w:hAnsi="Avenir Next" w:cs="Avenir Next" w:eastAsia="Avenir Next"/>
                       <w:color w:val="1A1A1A"/>
-                      <w:sz w:val="19"/>
+                      <w:sz w:val="22"/>
                       <w:szCs w:val="19"/>
                     </w:rPr>
                     <w:t xml:space="preserve">a small data set</w:t>
@@ -4008,7 +4015,7 @@
           </w:tbl>
           <w:p>
             <w:pPr>
-              <w:spacing w:before="0" w:after="0" w:line="24" w:lineRule="auto"/>
+              <w:spacing w:before="0" w:after="0" w:line="50" w:lineRule="exact"/>
             </w:pPr>
           </w:p>
         </w:tc>
@@ -4016,11 +4023,12 @@
     </w:tbl>
     <w:p>
       <w:pPr>
-        <w:spacing w:before="0" w:after="0" w:line="20" w:lineRule="exact"/>
+        <w:spacing w:before="0" w:after="0" w:line="50" w:lineRule="exact"/>
       </w:pPr>
     </w:p>
     <w:p>
       <w:pPr>
+        <w:pStyle w:val="Heading2"/>
         <w:keepNext/>
         <w:pBdr>
           <w:bottom w:val="single" w:sz="8" w:space="3" w:color="003A70"/>
@@ -4036,7 +4044,7 @@
           <w:b/>
           <w:color w:val="003A70"/>
           <w:spacing w:val="14"/>
-          <w:sz w:val="19"/>
+          <w:sz w:val="22"/>
           <w:szCs w:val="19"/>
         </w:rPr>
         <w:t xml:space="preserve">SELF-CHECK CODE</w:t>
@@ -4055,7 +4063,7 @@
           <w:rFonts w:ascii="Avenir Next" w:hAnsi="Avenir Next" w:cs="Avenir Next" w:eastAsia="Avenir Next"/>
           <w:i/>
           <w:color w:val="5A5F66"/>
-          <w:sz w:val="17"/>
+          <w:sz w:val="22"/>
           <w:szCs w:val="17"/>
         </w:rPr>
         <w:t xml:space="preserve">find your answer · copy its letter into that problem’s box · spell a math word</w:t>
@@ -4114,7 +4122,7 @@
                 <w:rFonts w:ascii="Avenir Next" w:hAnsi="Avenir Next" w:cs="Avenir Next" w:eastAsia="Avenir Next"/>
                 <w:b/>
                 <w:color w:val="1A1A1A"/>
-                <w:sz w:val="18"/>
+                <w:sz w:val="22"/>
                 <w:szCs w:val="18"/>
               </w:rPr>
               <w:t xml:space="preserve">5</w:t>
@@ -4130,7 +4138,7 @@
                 <w:rFonts w:ascii="Avenir Next" w:hAnsi="Avenir Next" w:cs="Avenir Next" w:eastAsia="Avenir Next"/>
                 <w:b/>
                 <w:color w:val="003A70"/>
-                <w:sz w:val="18"/>
+                <w:sz w:val="22"/>
                 <w:szCs w:val="18"/>
               </w:rPr>
               <w:t xml:space="preserve">I</w:t>
@@ -4153,7 +4161,7 @@
                 <w:rFonts w:ascii="Avenir Next" w:hAnsi="Avenir Next" w:cs="Avenir Next" w:eastAsia="Avenir Next"/>
                 <w:b/>
                 <w:color w:val="1A1A1A"/>
-                <w:sz w:val="18"/>
+                <w:sz w:val="22"/>
                 <w:szCs w:val="18"/>
               </w:rPr>
               <w:t xml:space="preserve">8</w:t>
@@ -4169,7 +4177,7 @@
                 <w:rFonts w:ascii="Avenir Next" w:hAnsi="Avenir Next" w:cs="Avenir Next" w:eastAsia="Avenir Next"/>
                 <w:b/>
                 <w:color w:val="003A70"/>
-                <w:sz w:val="18"/>
+                <w:sz w:val="22"/>
                 <w:szCs w:val="18"/>
               </w:rPr>
               <w:t xml:space="preserve">Y</w:t>
@@ -4192,7 +4200,7 @@
                 <w:rFonts w:ascii="Avenir Next" w:hAnsi="Avenir Next" w:cs="Avenir Next" w:eastAsia="Avenir Next"/>
                 <w:b/>
                 <w:color w:val="1A1A1A"/>
-                <w:sz w:val="18"/>
+                <w:sz w:val="22"/>
                 <w:szCs w:val="18"/>
               </w:rPr>
               <w:t xml:space="preserve">15</w:t>
@@ -4208,7 +4216,7 @@
                 <w:rFonts w:ascii="Avenir Next" w:hAnsi="Avenir Next" w:cs="Avenir Next" w:eastAsia="Avenir Next"/>
                 <w:b/>
                 <w:color w:val="003A70"/>
-                <w:sz w:val="18"/>
+                <w:sz w:val="22"/>
                 <w:szCs w:val="18"/>
               </w:rPr>
               <w:t xml:space="preserve">G</w:t>
@@ -4231,7 +4239,7 @@
                 <w:rFonts w:ascii="Avenir Next" w:hAnsi="Avenir Next" w:cs="Avenir Next" w:eastAsia="Avenir Next"/>
                 <w:b/>
                 <w:color w:val="1A1A1A"/>
-                <w:sz w:val="18"/>
+                <w:sz w:val="22"/>
                 <w:szCs w:val="18"/>
               </w:rPr>
               <w:t xml:space="preserve">Class S</w:t>
@@ -4247,7 +4255,7 @@
                 <w:rFonts w:ascii="Avenir Next" w:hAnsi="Avenir Next" w:cs="Avenir Next" w:eastAsia="Avenir Next"/>
                 <w:b/>
                 <w:color w:val="003A70"/>
-                <w:sz w:val="18"/>
+                <w:sz w:val="22"/>
                 <w:szCs w:val="18"/>
               </w:rPr>
               <w:t xml:space="preserve">Q</w:t>
@@ -4270,7 +4278,7 @@
                 <w:rFonts w:ascii="Avenir Next" w:hAnsi="Avenir Next" w:cs="Avenir Next" w:eastAsia="Avenir Next"/>
                 <w:b/>
                 <w:color w:val="1A1A1A"/>
-                <w:sz w:val="18"/>
+                <w:sz w:val="22"/>
                 <w:szCs w:val="18"/>
               </w:rPr>
               <w:t xml:space="preserve">13</w:t>
@@ -4286,7 +4294,7 @@
                 <w:rFonts w:ascii="Avenir Next" w:hAnsi="Avenir Next" w:cs="Avenir Next" w:eastAsia="Avenir Next"/>
                 <w:b/>
                 <w:color w:val="003A70"/>
-                <w:sz w:val="18"/>
+                <w:sz w:val="22"/>
                 <w:szCs w:val="18"/>
               </w:rPr>
               <w:t xml:space="preserve">A</w:t>
@@ -4309,7 +4317,7 @@
                 <w:rFonts w:ascii="Avenir Next" w:hAnsi="Avenir Next" w:cs="Avenir Next" w:eastAsia="Avenir Next"/>
                 <w:b/>
                 <w:color w:val="1A1A1A"/>
-                <w:sz w:val="18"/>
+                <w:sz w:val="22"/>
                 <w:szCs w:val="18"/>
               </w:rPr>
               <w:t xml:space="preserve">4</w:t>
@@ -4325,7 +4333,7 @@
                 <w:rFonts w:ascii="Avenir Next" w:hAnsi="Avenir Next" w:cs="Avenir Next" w:eastAsia="Avenir Next"/>
                 <w:b/>
                 <w:color w:val="003A70"/>
-                <w:sz w:val="18"/>
+                <w:sz w:val="22"/>
                 <w:szCs w:val="18"/>
               </w:rPr>
               <w:t xml:space="preserve">N</w:t>
@@ -4348,7 +4356,7 @@
                 <w:rFonts w:ascii="Avenir Next" w:hAnsi="Avenir Next" w:cs="Avenir Next" w:eastAsia="Avenir Next"/>
                 <w:b/>
                 <w:color w:val="1A1A1A"/>
-                <w:sz w:val="18"/>
+                <w:sz w:val="22"/>
                 <w:szCs w:val="18"/>
               </w:rPr>
               <w:t xml:space="preserve">17</w:t>
@@ -4364,7 +4372,7 @@
                 <w:rFonts w:ascii="Avenir Next" w:hAnsi="Avenir Next" w:cs="Avenir Next" w:eastAsia="Avenir Next"/>
                 <w:b/>
                 <w:color w:val="003A70"/>
-                <w:sz w:val="18"/>
+                <w:sz w:val="22"/>
                 <w:szCs w:val="18"/>
               </w:rPr>
               <w:t xml:space="preserve">Z</w:t>
@@ -4387,7 +4395,7 @@
                 <w:rFonts w:ascii="Avenir Next" w:hAnsi="Avenir Next" w:cs="Avenir Next" w:eastAsia="Avenir Next"/>
                 <w:b/>
                 <w:color w:val="1A1A1A"/>
-                <w:sz w:val="18"/>
+                <w:sz w:val="22"/>
                 <w:szCs w:val="18"/>
               </w:rPr>
               <w:t xml:space="preserve">Class R</w:t>
@@ -4403,7 +4411,7 @@
                 <w:rFonts w:ascii="Avenir Next" w:hAnsi="Avenir Next" w:cs="Avenir Next" w:eastAsia="Avenir Next"/>
                 <w:b/>
                 <w:color w:val="003A70"/>
-                <w:sz w:val="18"/>
+                <w:sz w:val="22"/>
                 <w:szCs w:val="18"/>
               </w:rPr>
               <w:t xml:space="preserve">V</w:t>
@@ -4426,7 +4434,7 @@
                 <w:rFonts w:ascii="Avenir Next" w:hAnsi="Avenir Next" w:cs="Avenir Next" w:eastAsia="Avenir Next"/>
                 <w:b/>
                 <w:color w:val="1A1A1A"/>
-                <w:sz w:val="18"/>
+                <w:sz w:val="22"/>
                 <w:szCs w:val="18"/>
               </w:rPr>
               <w:t xml:space="preserve">9</w:t>
@@ -4442,7 +4450,7 @@
                 <w:rFonts w:ascii="Avenir Next" w:hAnsi="Avenir Next" w:cs="Avenir Next" w:eastAsia="Avenir Next"/>
                 <w:b/>
                 <w:color w:val="003A70"/>
-                <w:sz w:val="18"/>
+                <w:sz w:val="22"/>
                 <w:szCs w:val="18"/>
               </w:rPr>
               <w:t xml:space="preserve">X</w:t>
@@ -4465,7 +4473,7 @@
                 <w:rFonts w:ascii="Avenir Next" w:hAnsi="Avenir Next" w:cs="Avenir Next" w:eastAsia="Avenir Next"/>
                 <w:b/>
                 <w:color w:val="1A1A1A"/>
-                <w:sz w:val="18"/>
+                <w:sz w:val="22"/>
                 <w:szCs w:val="18"/>
               </w:rPr>
               <w:t xml:space="preserve">6</w:t>
@@ -4481,7 +4489,7 @@
                 <w:rFonts w:ascii="Avenir Next" w:hAnsi="Avenir Next" w:cs="Avenir Next" w:eastAsia="Avenir Next"/>
                 <w:b/>
                 <w:color w:val="003A70"/>
-                <w:sz w:val="18"/>
+                <w:sz w:val="22"/>
                 <w:szCs w:val="18"/>
               </w:rPr>
               <w:t xml:space="preserve">R</w:t>
@@ -4492,7 +4500,7 @@
     </w:tbl>
     <w:p>
       <w:pPr>
-        <w:spacing w:before="0" w:after="0" w:line="60" w:lineRule="auto"/>
+        <w:spacing w:before="0" w:after="0" w:line="50" w:lineRule="exact"/>
       </w:pPr>
     </w:p>
     <w:tbl>
@@ -4681,7 +4689,7 @@
     </w:tbl>
     <w:p>
       <w:pPr>
-        <w:spacing w:before="0" w:after="0" w:line="40" w:lineRule="auto"/>
+        <w:spacing w:before="0" w:after="0" w:line="50" w:lineRule="exact"/>
       </w:pPr>
     </w:p>
     <w:tbl>
@@ -4723,6 +4731,7 @@
           </w:tcPr>
           <w:p>
             <w:pPr>
+              <w:pStyle w:val="Heading2"/>
               <w:spacing w:before="0" w:after="0" w:line="240" w:lineRule="auto"/>
             </w:pPr>
             <w:r>
@@ -4760,7 +4769,7 @@
               <w:rPr>
                 <w:rFonts w:ascii="Avenir Next" w:hAnsi="Avenir Next" w:cs="Avenir Next" w:eastAsia="Avenir Next"/>
                 <w:color w:val="1A1A1A"/>
-                <w:sz w:val="17"/>
+                <w:sz w:val="22"/>
                 <w:szCs w:val="17"/>
               </w:rPr>
               <w:t xml:space="preserve">  I can do this on my own</w:t>
@@ -4789,7 +4798,7 @@
               <w:rPr>
                 <w:rFonts w:ascii="Avenir Next" w:hAnsi="Avenir Next" w:cs="Avenir Next" w:eastAsia="Avenir Next"/>
                 <w:color w:val="1A1A1A"/>
-                <w:sz w:val="17"/>
+                <w:sz w:val="22"/>
                 <w:szCs w:val="17"/>
               </w:rPr>
               <w:t xml:space="preserve">  I need a little help</w:t>
@@ -4818,7 +4827,7 @@
               <w:rPr>
                 <w:rFonts w:ascii="Avenir Next" w:hAnsi="Avenir Next" w:cs="Avenir Next" w:eastAsia="Avenir Next"/>
                 <w:color w:val="1A1A1A"/>
-                <w:sz w:val="17"/>
+                <w:sz w:val="22"/>
                 <w:szCs w:val="17"/>
               </w:rPr>
               <w:t xml:space="preserve">  I have a question about #</w:t>
@@ -4839,7 +4848,7 @@
     </w:tbl>
     <w:p>
       <w:pPr>
-        <w:spacing w:before="0" w:after="0" w:line="20" w:lineRule="exact"/>
+        <w:spacing w:before="0" w:after="0" w:line="50" w:lineRule="exact"/>
       </w:pPr>
     </w:p>
     <w:sectPr>
@@ -4925,7 +4934,106 @@
               <w:sz w:val="15"/>
               <w:szCs w:val="15"/>
             </w:rPr>
-            <w:t xml:space="preserve">Lesson 2-5  ·  Session 2  ·  Practice Form A</w:t>
+            <w:t xml:space="preserve">2-5 · Page </w:t>
+          </w:r>
+          <w:r>
+            <w:rPr>
+              <w:rFonts w:ascii="Avenir Next" w:hAnsi="Avenir Next" w:cs="Avenir Next" w:eastAsia="Avenir Next"/>
+              <w:color w:val="5A5F66"/>
+              <w:sz w:val="15"/>
+              <w:szCs w:val="15"/>
+            </w:rPr>
+            <w:fldChar w:fldCharType="begin"/>
+          </w:r>
+          <w:r>
+            <w:rPr>
+              <w:rFonts w:ascii="Avenir Next" w:hAnsi="Avenir Next" w:cs="Avenir Next" w:eastAsia="Avenir Next"/>
+              <w:color w:val="5A5F66"/>
+              <w:sz w:val="15"/>
+              <w:szCs w:val="15"/>
+            </w:rPr>
+            <w:instrText xml:space="preserve"> PAGE </w:instrText>
+          </w:r>
+          <w:r>
+            <w:rPr>
+              <w:rFonts w:ascii="Avenir Next" w:hAnsi="Avenir Next" w:cs="Avenir Next" w:eastAsia="Avenir Next"/>
+              <w:color w:val="5A5F66"/>
+              <w:sz w:val="15"/>
+              <w:szCs w:val="15"/>
+            </w:rPr>
+            <w:fldChar w:fldCharType="separate"/>
+          </w:r>
+          <w:r>
+            <w:rPr>
+              <w:rFonts w:ascii="Avenir Next" w:hAnsi="Avenir Next" w:cs="Avenir Next" w:eastAsia="Avenir Next"/>
+              <w:color w:val="5A5F66"/>
+              <w:sz w:val="15"/>
+              <w:szCs w:val="15"/>
+            </w:rPr>
+            <w:t xml:space="preserve">1</w:t>
+          </w:r>
+          <w:r>
+            <w:rPr>
+              <w:rFonts w:ascii="Avenir Next" w:hAnsi="Avenir Next" w:cs="Avenir Next" w:eastAsia="Avenir Next"/>
+              <w:color w:val="5A5F66"/>
+              <w:sz w:val="15"/>
+              <w:szCs w:val="15"/>
+            </w:rPr>
+            <w:fldChar w:fldCharType="end"/>
+          </w:r>
+          <w:r>
+            <w:rPr>
+              <w:rFonts w:ascii="Avenir Next" w:hAnsi="Avenir Next" w:cs="Avenir Next" w:eastAsia="Avenir Next"/>
+              <w:color w:val="5A5F66"/>
+              <w:sz w:val="15"/>
+              <w:szCs w:val="15"/>
+            </w:rPr>
+            <w:t xml:space="preserve"> of </w:t>
+          </w:r>
+          <w:r>
+            <w:rPr>
+              <w:rFonts w:ascii="Avenir Next" w:hAnsi="Avenir Next" w:cs="Avenir Next" w:eastAsia="Avenir Next"/>
+              <w:color w:val="5A5F66"/>
+              <w:sz w:val="15"/>
+              <w:szCs w:val="15"/>
+            </w:rPr>
+            <w:fldChar w:fldCharType="begin"/>
+          </w:r>
+          <w:r>
+            <w:rPr>
+              <w:rFonts w:ascii="Avenir Next" w:hAnsi="Avenir Next" w:cs="Avenir Next" w:eastAsia="Avenir Next"/>
+              <w:color w:val="5A5F66"/>
+              <w:sz w:val="15"/>
+              <w:szCs w:val="15"/>
+            </w:rPr>
+            <w:instrText xml:space="preserve"> NUMPAGES </w:instrText>
+          </w:r>
+          <w:r>
+            <w:rPr>
+              <w:rFonts w:ascii="Avenir Next" w:hAnsi="Avenir Next" w:cs="Avenir Next" w:eastAsia="Avenir Next"/>
+              <w:color w:val="5A5F66"/>
+              <w:sz w:val="15"/>
+              <w:szCs w:val="15"/>
+            </w:rPr>
+            <w:fldChar w:fldCharType="separate"/>
+          </w:r>
+          <w:r>
+            <w:rPr>
+              <w:rFonts w:ascii="Avenir Next" w:hAnsi="Avenir Next" w:cs="Avenir Next" w:eastAsia="Avenir Next"/>
+              <w:color w:val="5A5F66"/>
+              <w:sz w:val="15"/>
+              <w:szCs w:val="15"/>
+            </w:rPr>
+            <w:t xml:space="preserve">1</w:t>
+          </w:r>
+          <w:r>
+            <w:rPr>
+              <w:rFonts w:ascii="Avenir Next" w:hAnsi="Avenir Next" w:cs="Avenir Next" w:eastAsia="Avenir Next"/>
+              <w:color w:val="5A5F66"/>
+              <w:sz w:val="15"/>
+              <w:szCs w:val="15"/>
+            </w:rPr>
+            <w:fldChar w:fldCharType="end"/>
           </w:r>
         </w:p>
       </w:tc>
@@ -4968,5 +5076,23 @@
       </w:tblCellMar>
     </w:tblPr>
   </w:style>
+  <w:style w:type="paragraph" w:styleId="Heading1">
+    <w:name w:val="heading 1"/>
+    <w:basedOn w:val="Normal"/>
+    <w:pPr>
+      <w:outlineLvl w:val="0"/>
+      <w:keepNext w:val="0"/>
+      <w:keepLines w:val="0"/>
+    </w:pPr>
+  </w:style>
+  <w:style w:type="paragraph" w:styleId="Heading2">
+    <w:name w:val="heading 2"/>
+    <w:basedOn w:val="Normal"/>
+    <w:pPr>
+      <w:outlineLvl w:val="1"/>
+      <w:keepNext w:val="0"/>
+      <w:keepLines w:val="0"/>
+    </w:pPr>
+  </w:style>
 </w:styles>
 </file>